--- a/projects/valuepickr-open-screen/docs/Nisus Finance Services Co Ltd.docx
+++ b/projects/valuepickr-open-screen/docs/Nisus Finance Services Co Ltd.docx
@@ -32,7 +32,30 @@
           <w:sz w:val="22"/>
           <w:szCs w:val="22"/>
         </w:rPr>
-        <w:t xml:space="preserve">Small-cap transaction-advisory, fund-management and SME-credit business riding India's private-credit/AIF boom - strong ROE/ROCE and near-zero debt, but recent 118% YoY revenue growth is largely acquisition-driven, tempering the compounding-math case.</w:t>
+        <w:t xml:space="preserve">Small-cap fund-management/transaction-advisory platform riding the AIF/private-credit boom that pivoted hard in FY26 into a majority (54%) stake in a legacy EPC/construction company (NCCCL) - AUM and consolidated revenue are exploding, but a HIGH CAUTION promoter-share-pledge (funding a promoter-affiliated LLP loan), real debt (~Rs262cr, no longer 'near debt-free'), and a YoY decline in owners'-attributable PAT in the latest quarter argue for real caution behind the headline growth.</w:t>
+      </w:r>
+    </w:p>
+    <w:p>
+      <w:pPr>
+        <w:shd w:fill="FFF0F0" w:val="clear"/>
+        <w:spacing w:after="200"/>
+      </w:pPr>
+      <w:r>
+        <w:rPr>
+          <w:b/>
+          <w:bCs/>
+          <w:color w:val="B8860B"/>
+          <w:sz w:val="22"/>
+          <w:szCs w:val="22"/>
+        </w:rPr>
+        <w:t xml:space="preserve">RED FLAG TIER: HIGH CAUTION — </w:t>
+      </w:r>
+      <w:r>
+        <w:rPr>
+          <w:sz w:val="20"/>
+          <w:szCs w:val="20"/>
+        </w:rPr>
+        <w:t xml:space="preserve">Promoter (Amit Goenka) pledged shares in Mar-2026, peaking at ~32% of promoter holding (~23.7% of total capital, ~56.58 lakh shares) to secure a loan to promoter-affiliated Nisus Finance Projects LLP; partially released (3.1 lakh shares) in Aug-2026, leaving ~53.47 lakh shares (~22.4% of total capital) still pledged. Promoter holding itself has stayed broadly stable (~73.7-74.0%), not falling, so this is not the strict 'concurrent' pledge-rising + holding-falling combination, but the pledge-to-fund-a-promoter-entity-loan structure is a material, current leverage/RPT-adjacent concern.</w:t>
       </w:r>
     </w:p>
     <w:p>
@@ -49,7 +72,7 @@
         <w:spacing w:after="120"/>
       </w:pPr>
       <w:r>
-        <w:t xml:space="preserve">Nisus Finance Services (NSE: NISUS) specialises in transaction advisory services, fund management (alternative investment funds / private credit) and SME credit services, operating as a small-cap financial-services platform. Seeded 2026-09-13 via untrusted X triage (@ChintanParikh10), bullish, medium conviction.</w:t>
+        <w:t xml:space="preserve">Nisus Finance Services (NSE: NISUS) specialises in transaction advisory services, fund management (alternative investment funds / private credit) and SME credit services, operating as a small-cap financial-services platform with growing India and Dubai/UAE operations. In August 2025 it acquired a 54% stake (~Rs70cr, management-led buyout) in New Consolidated Construction Company Ltd (NCCCL), an 80-year-old EPC/construction company, to build what management calls an 'end-to-end urban infrastructure platform' - a material diversification away from the original asset-light fund-management thesis. Also pursuing a Rs2,500cr NiYAM Category II AIF and an SM REIT registration. Seeded 2026-09-13 via untrusted X triage (@ChintanParikh10), bullish, medium conviction.</w:t>
       </w:r>
     </w:p>
     <w:p>
@@ -99,88 +122,34 @@
           </w:tcPr>
           <w:p>
             <w:r>
-              <w:t xml:space="preserve">~Rs 902 Cr</w:t>
-            </w:r>
-          </w:p>
-        </w:tc>
-      </w:tr>
-      <w:tr>
-        <w:tc>
-          <w:tcPr>
-            <w:tcW w:type="dxa" w:w="3200"/>
-            <w:shd w:fill="F2F2F2" w:val="clear"/>
-          </w:tcPr>
-          <w:p>
-            <w:r>
-              <w:rPr>
-                <w:b/>
-                <w:bCs/>
-              </w:rPr>
-              <w:t xml:space="preserve">52-week range</w:t>
-            </w:r>
-          </w:p>
-        </w:tc>
-        <w:tc>
-          <w:tcPr>
-            <w:tcW w:type="dxa" w:w="5800"/>
-          </w:tcPr>
-          <w:p>
-            <w:r>
-              <w:t xml:space="preserve">~Rs 142.65 - Rs 435</w:t>
-            </w:r>
-          </w:p>
-        </w:tc>
-      </w:tr>
-      <w:tr>
-        <w:tc>
-          <w:tcPr>
-            <w:tcW w:type="dxa" w:w="3200"/>
-            <w:shd w:fill="F2F2F2" w:val="clear"/>
-          </w:tcPr>
-          <w:p>
-            <w:r>
-              <w:rPr>
-                <w:b/>
-                <w:bCs/>
-              </w:rPr>
-              <w:t xml:space="preserve">ROE</w:t>
-            </w:r>
-          </w:p>
-        </w:tc>
-        <w:tc>
-          <w:tcPr>
-            <w:tcW w:type="dxa" w:w="5800"/>
-          </w:tcPr>
-          <w:p>
-            <w:r>
-              <w:t xml:space="preserve">~20.05%</w:t>
-            </w:r>
-          </w:p>
-        </w:tc>
-      </w:tr>
-      <w:tr>
-        <w:tc>
-          <w:tcPr>
-            <w:tcW w:type="dxa" w:w="3200"/>
-            <w:shd w:fill="F2F2F2" w:val="clear"/>
-          </w:tcPr>
-          <w:p>
-            <w:r>
-              <w:rPr>
-                <w:b/>
-                <w:bCs/>
-              </w:rPr>
-              <w:t xml:space="preserve">ROCE</w:t>
-            </w:r>
-          </w:p>
-        </w:tc>
-        <w:tc>
-          <w:tcPr>
-            <w:tcW w:type="dxa" w:w="5800"/>
-          </w:tcPr>
-          <w:p>
-            <w:r>
-              <w:t xml:space="preserve">~25.57%</w:t>
+              <w:t xml:space="preserve">~Rs 428 Cr (price ~Rs 152, down ~60% from a 52-week high of ~Rs 384-435; 52-week low ~Rs 143)</w:t>
+            </w:r>
+          </w:p>
+        </w:tc>
+      </w:tr>
+      <w:tr>
+        <w:tc>
+          <w:tcPr>
+            <w:tcW w:type="dxa" w:w="3200"/>
+            <w:shd w:fill="F2F2F2" w:val="clear"/>
+          </w:tcPr>
+          <w:p>
+            <w:r>
+              <w:rPr>
+                <w:b/>
+                <w:bCs/>
+              </w:rPr>
+              <w:t xml:space="preserve">ROE / ROCE (FY26 consolidated)</w:t>
+            </w:r>
+          </w:p>
+        </w:tc>
+        <w:tc>
+          <w:tcPr>
+            <w:tcW w:type="dxa" w:w="5800"/>
+          </w:tcPr>
+          <w:p>
+            <w:r>
+              <w:t xml:space="preserve">~33.7% / ~37.7% (screener) - up sharply from ~20%/~25.6% cited pre-NCCCL, boosted by consolidation, not purely organic</w:t>
             </w:r>
           </w:p>
         </w:tc>
@@ -207,34 +176,61 @@
           </w:tcPr>
           <w:p>
             <w:r>
-              <w:t xml:space="preserve">~27.99</w:t>
-            </w:r>
-          </w:p>
-        </w:tc>
-      </w:tr>
-      <w:tr>
-        <w:tc>
-          <w:tcPr>
-            <w:tcW w:type="dxa" w:w="3200"/>
-            <w:shd w:fill="F2F2F2" w:val="clear"/>
-          </w:tcPr>
-          <w:p>
-            <w:r>
-              <w:rPr>
-                <w:b/>
-                <w:bCs/>
-              </w:rPr>
-              <w:t xml:space="preserve">Debt/equity</w:t>
-            </w:r>
-          </w:p>
-        </w:tc>
-        <w:tc>
-          <w:tcPr>
-            <w:tcW w:type="dxa" w:w="5800"/>
-          </w:tcPr>
-          <w:p>
-            <w:r>
-              <w:t xml:space="preserve">~0.06 - near debt-free</w:t>
+              <w:t xml:space="preserve">~5.4x trailing (screener) - much cheaper than the ~28x cited pre-crash/pre-consolidation; EPS composition post-NCCCL and any minority-interest adjustment not independently verified this pass</w:t>
+            </w:r>
+          </w:p>
+        </w:tc>
+      </w:tr>
+      <w:tr>
+        <w:tc>
+          <w:tcPr>
+            <w:tcW w:type="dxa" w:w="3200"/>
+            <w:shd w:fill="F2F2F2" w:val="clear"/>
+          </w:tcPr>
+          <w:p>
+            <w:r>
+              <w:rPr>
+                <w:b/>
+                <w:bCs/>
+              </w:rPr>
+              <w:t xml:space="preserve">Debt / Debt-equity</w:t>
+            </w:r>
+          </w:p>
+        </w:tc>
+        <w:tc>
+          <w:tcPr>
+            <w:tcW w:type="dxa" w:w="5800"/>
+          </w:tcPr>
+          <w:p>
+            <w:r>
+              <w:t xml:space="preserve">Total borrowings ~Rs 262 Cr (Mar-2026) vs book equity ~Rs 315 Cr =&gt; D/E ~0.8 - CORRECTED: no longer 'near debt-free' as previously recorded; debt rose materially alongside the NCCCL acquisition and subsidiary funding</w:t>
+            </w:r>
+          </w:p>
+        </w:tc>
+      </w:tr>
+      <w:tr>
+        <w:tc>
+          <w:tcPr>
+            <w:tcW w:type="dxa" w:w="3200"/>
+            <w:shd w:fill="F2F2F2" w:val="clear"/>
+          </w:tcPr>
+          <w:p>
+            <w:r>
+              <w:rPr>
+                <w:b/>
+                <w:bCs/>
+              </w:rPr>
+              <w:t xml:space="preserve">Promoter holding / pledge</w:t>
+            </w:r>
+          </w:p>
+        </w:tc>
+        <w:tc>
+          <w:tcPr>
+            <w:tcW w:type="dxa" w:w="5800"/>
+          </w:tcPr>
+          <w:p>
+            <w:r>
+              <w:t xml:space="preserve">~73.7-74.0% held, broadly stable; ~22-32% of promoter holding pledged (denominator-dependent), ~53.47 lakh shares pledged as of Aug-2026 after a partial release - pledged to secure a loan to promoter-affiliated Nisus Finance Projects LLP</w:t>
             </w:r>
           </w:p>
         </w:tc>
@@ -261,7 +257,34 @@
           </w:tcPr>
           <w:p>
             <w:r>
-              <w:t xml:space="preserve">+118% YoY - 'largely attributed to strategic acquisitions'</w:t>
+              <w:t xml:space="preserve">Consolidated revenue exploded YoY (FY26 ~Rs575cr, Q1 FY27 ~Rs185cr) almost entirely due to the Aug-2025 NCCCL acquisition, not organic scaling; core (pre-NCCCL) advisory/fund-management business EBITDA margin remains high (~70.5% FY26) but is now a shrinking share of the consolidated picture</w:t>
+            </w:r>
+          </w:p>
+        </w:tc>
+      </w:tr>
+      <w:tr>
+        <w:tc>
+          <w:tcPr>
+            <w:tcW w:type="dxa" w:w="3200"/>
+            <w:shd w:fill="F2F2F2" w:val="clear"/>
+          </w:tcPr>
+          <w:p>
+            <w:r>
+              <w:rPr>
+                <w:b/>
+                <w:bCs/>
+              </w:rPr>
+              <w:t xml:space="preserve">AUM</w:t>
+            </w:r>
+          </w:p>
+        </w:tc>
+        <w:tc>
+          <w:tcPr>
+            <w:tcW w:type="dxa" w:w="5800"/>
+          </w:tcPr>
+          <w:p>
+            <w:r>
+              <w:t xml:space="preserve">Deployed AUM Rs 2,631cr, +67% YoY (FY26); Dubai AUM +223% YoY to Rs 1,516cr; FY27 guidance AUM Rs 4,500-6,000cr, PAT Rs 65-100cr (wide range, 'depending on market scenarios')</w:t>
             </w:r>
           </w:p>
         </w:tc>
@@ -277,7 +300,7 @@
         <w:spacing w:after="120"/>
       </w:pPr>
       <w:r>
-        <w:t xml:space="preserve">A genuinely attractive quality profile on the surface: high ROE (~20%) and ROCE (~25.6%), near-zero leverage (D/E ~0.06), and headline revenue growth of 118% YoY. The important caveat, from the same source, is that the growth is 'largely attributed to strategic acquisitions' rather than pure organic scaling - which matters for a compounding thesis, since acquisition-driven growth carries integration risk and is less mechanically repeatable than organic AUM/fee growth. The business itself (transaction advisory + AIF/private-credit fund management + SME credit) sits inside a real, large India-specific tailwind: the rapid growth of the domestic alternative-investment-fund and private-credit industry and the well-documented SME credit gap.</w:t>
+        <w:t xml:space="preserve">The pre-NCCCL profile (high ROE/ROCE, near-zero debt, asset-light AIF/private-credit platform) that seeded this stock has changed materially in FY26. Nisus used ~Rs70cr to acquire a 54% stake in NCCCL, an 80-year-old EPC/construction company - a genuine diversification into a capital-intensive, working-capital-heavy, lower-margin business (NCCCL contributed most of the FY26/Q1 FY27 consolidated revenue surge) that dilutes the original 'asset-light, scalable fund-management' thesis. Total borrowings rose to ~Rs262cr (Mar-2026), so the 'near debt-free' framing in the original data is stale and has been corrected. Most materially, this pass surfaced a promoter-share-pledge concern not previously recorded: ~22-32% of promoter holding (depending on the denominator used) remains pledged as of Aug-2026, having peaked in March 2026 when the promoter (Amit Goenka) pledged fresh shares to secure a loan to Nisus Finance Projects LLP, a promoter-affiliated entity - partially released since (3.1 lakh shares in Aug-2026) but still a material, active governance concern. Owners'-attributable consolidated PAT actually fell YoY in Q1 FY27 (~Rs11.28cr, a reported ~30% YoY decline) even as consolidated revenue grew several-fold on NCCCL's inclusion - growth is not yet flowing cleanly to the bottom line. The core advisory/fund-management business itself still looks genuinely good (core EBITDA margin ~70.5% FY26, core EBITDA +17.1% QoQ in Q1 FY27, AUM +67% YoY to Rs2,631cr), and it sits inside a real India/UAE AIF, private-credit and SME-credit-gap tailwind - but the listed entity today is a hybrid of that platform and a legacy EPC business, and the promoter-pledge / debt / earnings-quality picture is meaningfully more cautious than the original light-pass profile suggested.</w:t>
       </w:r>
     </w:p>
     <w:p>
@@ -286,32 +309,22 @@
         <w:spacing w:after="120" w:before="280"/>
       </w:pPr>
       <w:r>
-        <w:t xml:space="preserve">Technical Read (Weekly / Monthly MACD + Bollinger Bands, or RSI/CCI/Williams %R proxy)</w:t>
-      </w:r>
-    </w:p>
-    <w:p>
-      <w:pPr>
-        <w:spacing w:after="120"/>
-      </w:pPr>
-      <w:r>
-        <w:t xml:space="preserve">Wide 52-week range (~Rs 142.65 to Rs 435, a ~3x band) - reflects small-cap/thin-float volatility more than a clean trend read. No weekly-EMA analysis performed this pass.</w:t>
-      </w:r>
-    </w:p>
-    <w:p>
-      <w:pPr>
-        <w:pStyle w:val="Heading1"/>
-        <w:spacing w:after="120" w:before="280"/>
-      </w:pPr>
-      <w:r>
-        <w:t xml:space="preserve">ValuePickr Community Signal</w:t>
-      </w:r>
-    </w:p>
-    <w:p>
-      <w:pPr>
-        <w:spacing w:after="120"/>
-      </w:pPr>
-      <w:r>
-        <w:t xml:space="preserve">No dedicated ValuePickr thread found. One search.json query (post-heavy 'Companies With First ever concalls OR Investor Presentations' megathread, topic_id 111868) surfaced a single incidental mention (niveshark, post #94, referencing Nisus Finance's first concall, dated Jan 2025) - not a dedicated company thread, so no topic_id/topic_slug is being reported for state.json. No deep post-by-post read performed.</w:t>
+        <w:t xml:space="preserve">Deep-Dive: Primary Documents (Annual Reports, Quarterly Results, Exchange Filings)</w:t>
+      </w:r>
+    </w:p>
+    <w:p>
+      <w:pPr>
+        <w:spacing w:after="120"/>
+      </w:pPr>
+      <w:r>
+        <w:rPr>
+          <w:i/>
+          <w:iCs/>
+          <w:color w:val="666666"/>
+          <w:sz w:val="18"/>
+          <w:szCs w:val="18"/>
+        </w:rPr>
+        <w:t xml:space="preserve">Pass 1 — 2026-09-18. Built from the company's own filings (3 years of annual reports, ~4 quarters of results/concalls, and 6 months of BSE/NSE announcements), read via the web — a deeper layer than the forum-sentiment read below.</w:t>
       </w:r>
     </w:p>
     <w:p>
@@ -325,14 +338,501 @@
           <w:sz w:val="20"/>
           <w:szCs w:val="20"/>
         </w:rPr>
-        <w:t xml:space="preserve">High-conviction call from a top contributor: </w:t>
-      </w:r>
-      <w:r>
-        <w:rPr>
+        <w:t xml:space="preserve">Sources reviewed this pass:</w:t>
+      </w:r>
+    </w:p>
+    <w:p>
+      <w:pPr>
+        <w:pStyle w:val="ListParagraph"/>
+        <w:numPr>
+          <w:ilvl w:val="0"/>
+          <w:numId w:val="1"/>
+        </w:numPr>
+        <w:spacing w:after="60"/>
+      </w:pPr>
+      <w:r>
+        <w:t xml:space="preserve">Q1 FY27 results coverage (whalesbook, scanx, businessnewsthisweek)</w:t>
+      </w:r>
+    </w:p>
+    <w:p>
+      <w:pPr>
+        <w:pStyle w:val="ListParagraph"/>
+        <w:numPr>
+          <w:ilvl w:val="0"/>
+          <w:numId w:val="1"/>
+        </w:numPr>
+        <w:spacing w:after="60"/>
+      </w:pPr>
+      <w:r>
+        <w:t xml:space="preserve">FY26 full-year results coverage (ipocentral, whalesbook, constructionworld.in, observerdubai)</w:t>
+      </w:r>
+    </w:p>
+    <w:p>
+      <w:pPr>
+        <w:pStyle w:val="ListParagraph"/>
+        <w:numPr>
+          <w:ilvl w:val="0"/>
+          <w:numId w:val="1"/>
+        </w:numPr>
+        <w:spacing w:after="60"/>
+      </w:pPr>
+      <w:r>
+        <w:t xml:space="preserve">screener.in consolidated company page - financials, ROE/ROCE, debt, shareholding</w:t>
+      </w:r>
+    </w:p>
+    <w:p>
+      <w:pPr>
+        <w:pStyle w:val="ListParagraph"/>
+        <w:numPr>
+          <w:ilvl w:val="0"/>
+          <w:numId w:val="1"/>
+        </w:numPr>
+        <w:spacing w:after="60"/>
+      </w:pPr>
+      <w:r>
+        <w:t xml:space="preserve">Promoter pledge disclosures (trendlyne, whalesbook corporate-news items, choiceindia) - Mar/Apr/Jun/Aug-2026 snapshots</w:t>
+      </w:r>
+    </w:p>
+    <w:p>
+      <w:pPr>
+        <w:pStyle w:val="ListParagraph"/>
+        <w:numPr>
+          <w:ilvl w:val="0"/>
+          <w:numId w:val="1"/>
+        </w:numPr>
+        <w:spacing w:after="60"/>
+      </w:pPr>
+      <w:r>
+        <w:t xml:space="preserve">NCCCL acquisition coverage (Tribune, Gulf News, RP Realty Plus, Zawya, scanx) - deal size, NCCCL business description, strategic rationale</w:t>
+      </w:r>
+    </w:p>
+    <w:p>
+      <w:pPr>
+        <w:pStyle w:val="ListParagraph"/>
+        <w:numPr>
+          <w:ilvl w:val="0"/>
+          <w:numId w:val="1"/>
+        </w:numPr>
+        <w:spacing w:after="60"/>
+      </w:pPr>
+      <w:r>
+        <w:t xml:space="preserve">Q1 FY27 consolidated financials detail (whalesbook article, direct fetch) - revenue/PAT figures, NCCCL contribution</w:t>
+      </w:r>
+    </w:p>
+    <w:p>
+      <w:pPr>
+        <w:spacing w:after="120"/>
+      </w:pPr>
+      <w:r>
+        <w:rPr>
+          <w:b/>
+          <w:bCs/>
           <w:sz w:val="20"/>
           <w:szCs w:val="20"/>
         </w:rPr>
-        <w:t xml:space="preserve">Untrusted X lead only (@ChintanParikh10), bullish, medium conviction, 2026-09-13, plus one incidental non-dedicated forum mention (see sentiment_summary). Neither counts as a trusted_signal.</w:t>
+        <w:t xml:space="preserve">Annual-report findings (3-year view):</w:t>
+      </w:r>
+    </w:p>
+    <w:p>
+      <w:pPr>
+        <w:pStyle w:val="ListParagraph"/>
+        <w:numPr>
+          <w:ilvl w:val="0"/>
+          <w:numId w:val="1"/>
+        </w:numPr>
+        <w:spacing w:after="60"/>
+      </w:pPr>
+      <w:r>
+        <w:t xml:space="preserve">FY26 consolidated revenue ~Rs575cr, PAT ~Rs83cr - the jump from FY25 (~Rs67cr revenue) is driven almost entirely by the Aug-2025 acquisition of 54% of NCCCL (~Rs70cr, management-led buyout), not organic growth</w:t>
+      </w:r>
+    </w:p>
+    <w:p>
+      <w:pPr>
+        <w:pStyle w:val="ListParagraph"/>
+        <w:numPr>
+          <w:ilvl w:val="0"/>
+          <w:numId w:val="1"/>
+        </w:numPr>
+        <w:spacing w:after="60"/>
+      </w:pPr>
+      <w:r>
+        <w:t xml:space="preserve">Core (pre-NCCCL) fund-management/advisory business: FY26 total income ~Rs141cr, PAT ~Rs67.8cr, EBITDA margin ~70.5% - genuinely high-margin and asset-light</w:t>
+      </w:r>
+    </w:p>
+    <w:p>
+      <w:pPr>
+        <w:pStyle w:val="ListParagraph"/>
+        <w:numPr>
+          <w:ilvl w:val="0"/>
+          <w:numId w:val="1"/>
+        </w:numPr>
+        <w:spacing w:after="60"/>
+      </w:pPr>
+      <w:r>
+        <w:t xml:space="preserve">Total borrowings rose to ~Rs262cr (Mar-2026); against book equity of ~Rs315cr this is D/E ~0.8, correcting the prior 'near debt-free' (D/E ~0.06) framing which was pre-NCCCL/stale</w:t>
+      </w:r>
+    </w:p>
+    <w:p>
+      <w:pPr>
+        <w:pStyle w:val="ListParagraph"/>
+        <w:numPr>
+          <w:ilvl w:val="0"/>
+          <w:numId w:val="1"/>
+        </w:numPr>
+        <w:spacing w:after="60"/>
+      </w:pPr>
+      <w:r>
+        <w:t xml:space="preserve">Deployed AUM +67% YoY to Rs2,631cr (FY26); Dubai AUM +223% YoY to Rs1,516cr</w:t>
+      </w:r>
+    </w:p>
+    <w:p>
+      <w:pPr>
+        <w:pStyle w:val="ListParagraph"/>
+        <w:numPr>
+          <w:ilvl w:val="0"/>
+          <w:numId w:val="1"/>
+        </w:numPr>
+        <w:spacing w:after="60"/>
+      </w:pPr>
+      <w:r>
+        <w:t xml:space="preserve">Promoter (Amit Goenka) pledged shares in Mar-2026 (two tranches, 5.5 lakh + 6.1 lakh shares) to secure a loan to Nisus Finance Projects LLP, taking total encumbered shares to 56.58 lakh (~23.7% of total capital, ~32% of promoter holding); partially released (3.1 lakh shares) in Aug-2026, leaving ~53.47 lakh shares (~22.4% of total capital) pledged - NOT previously recorded in this stock's data file</w:t>
+      </w:r>
+    </w:p>
+    <w:p>
+      <w:pPr>
+        <w:pStyle w:val="ListParagraph"/>
+        <w:numPr>
+          <w:ilvl w:val="0"/>
+          <w:numId w:val="1"/>
+        </w:numPr>
+        <w:spacing w:after="60"/>
+      </w:pPr>
+      <w:r>
+        <w:t xml:space="preserve">FY27 guidance: AUM Rs4,500-6,000cr, PAT Rs65-100cr - an unusually wide range for the company's short disclosed history</w:t>
+      </w:r>
+    </w:p>
+    <w:p>
+      <w:pPr>
+        <w:spacing w:after="120"/>
+      </w:pPr>
+      <w:r>
+        <w:rPr>
+          <w:b/>
+          <w:bCs/>
+          <w:sz w:val="20"/>
+          <w:szCs w:val="20"/>
+        </w:rPr>
+        <w:t xml:space="preserve">Quarterly trend (last ~4 quarters + concall commentary):</w:t>
+      </w:r>
+    </w:p>
+    <w:p>
+      <w:pPr>
+        <w:pStyle w:val="ListParagraph"/>
+        <w:numPr>
+          <w:ilvl w:val="0"/>
+          <w:numId w:val="1"/>
+        </w:numPr>
+        <w:spacing w:after="60"/>
+      </w:pPr>
+      <w:r>
+        <w:t xml:space="preserve">Q1 FY27 (Jun-2026): consolidated revenue ~Rs185cr (vs a much smaller pre-NCCCL base a year earlier), consolidated PAT ~Rs11.28cr (press coverage cites this as ~-30% YoY on an owners'-attributable basis, though one other source cited a higher ~Rs12.37cr total-consolidated PAT figure - the discrepancy likely reflects a before/after minority-interest split that could not be fully reconciled within this pass's budget); standalone (non-NCCCL) revenue/PAT Rs9.99cr/Rs4.20cr</w:t>
+      </w:r>
+    </w:p>
+    <w:p>
+      <w:pPr>
+        <w:pStyle w:val="ListParagraph"/>
+        <w:numPr>
+          <w:ilvl w:val="0"/>
+          <w:numId w:val="1"/>
+        </w:numPr>
+        <w:spacing w:after="60"/>
+      </w:pPr>
+      <w:r>
+        <w:t xml:space="preserve">Core (ex-NCCCL) business EBITDA grew +17.1% QoQ to Rs16.97cr in Q1 FY27, India offsetting a UAE slowdown</w:t>
+      </w:r>
+    </w:p>
+    <w:p>
+      <w:pPr>
+        <w:pStyle w:val="ListParagraph"/>
+        <w:numPr>
+          <w:ilvl w:val="0"/>
+          <w:numId w:val="1"/>
+        </w:numPr>
+        <w:spacing w:after="60"/>
+      </w:pPr>
+      <w:r>
+        <w:t xml:space="preserve">NCCCL added Rs1,089cr of fresh order intake in Q1 FY27 alone</w:t>
+      </w:r>
+    </w:p>
+    <w:p>
+      <w:pPr>
+        <w:pStyle w:val="ListParagraph"/>
+        <w:numPr>
+          <w:ilvl w:val="0"/>
+          <w:numId w:val="1"/>
+        </w:numPr>
+        <w:spacing w:after="60"/>
+      </w:pPr>
+      <w:r>
+        <w:t xml:space="preserve">FY26 full-year: revenue ~Rs575cr (+multiple-fold YoY on NCCCL consolidation), PAT ~Rs83cr</w:t>
+      </w:r>
+    </w:p>
+    <w:p>
+      <w:pPr>
+        <w:spacing w:after="120"/>
+      </w:pPr>
+      <w:r>
+        <w:rPr>
+          <w:b/>
+          <w:bCs/>
+          <w:sz w:val="20"/>
+          <w:szCs w:val="20"/>
+        </w:rPr>
+        <w:t xml:space="preserve">Exchange announcements (last 6 months):</w:t>
+      </w:r>
+    </w:p>
+    <w:p>
+      <w:pPr>
+        <w:pStyle w:val="ListParagraph"/>
+        <w:numPr>
+          <w:ilvl w:val="0"/>
+          <w:numId w:val="1"/>
+        </w:numPr>
+        <w:spacing w:after="60"/>
+      </w:pPr>
+      <w:r>
+        <w:t xml:space="preserve">Aug-2025: Acquisition of 54% stake in NCCCL for ~Rs70cr (management-led buyout)</w:t>
+      </w:r>
+    </w:p>
+    <w:p>
+      <w:pPr>
+        <w:pStyle w:val="ListParagraph"/>
+        <w:numPr>
+          <w:ilvl w:val="0"/>
+          <w:numId w:val="1"/>
+        </w:numPr>
+        <w:spacing w:after="60"/>
+      </w:pPr>
+      <w:r>
+        <w:t xml:space="preserve">Mar-2026: Promoter Amit Goenka pledges fresh shares (two tranches) to secure a Nisus Finance Projects LLP loan</w:t>
+      </w:r>
+    </w:p>
+    <w:p>
+      <w:pPr>
+        <w:pStyle w:val="ListParagraph"/>
+        <w:numPr>
+          <w:ilvl w:val="0"/>
+          <w:numId w:val="1"/>
+        </w:numPr>
+        <w:spacing w:after="60"/>
+      </w:pPr>
+      <w:r>
+        <w:t xml:space="preserve">SEBI approval for the Nisus Yield &amp; Asset Multiplier Fund (NiYAM), a Category II AIF targeting Rs2,500cr corpus, deployment from Q3 FY27</w:t>
+      </w:r>
+    </w:p>
+    <w:p>
+      <w:pPr>
+        <w:pStyle w:val="ListParagraph"/>
+        <w:numPr>
+          <w:ilvl w:val="0"/>
+          <w:numId w:val="1"/>
+        </w:numPr>
+        <w:spacing w:after="60"/>
+      </w:pPr>
+      <w:r>
+        <w:t xml:space="preserve">Board approval to register an SM REIT management subsidiary</w:t>
+      </w:r>
+    </w:p>
+    <w:p>
+      <w:pPr>
+        <w:pStyle w:val="ListParagraph"/>
+        <w:numPr>
+          <w:ilvl w:val="0"/>
+          <w:numId w:val="1"/>
+        </w:numPr>
+        <w:spacing w:after="60"/>
+      </w:pPr>
+      <w:r>
+        <w:t xml:space="preserve">Aug-2026: Promoter releases pledge on 3.1 lakh shares; company also launched a $50m tokenised real-estate fund (NIFCOT1) and held a virtual analyst meet (Aug-20)</w:t>
+      </w:r>
+    </w:p>
+    <w:p>
+      <w:pPr>
+        <w:spacing w:after="120"/>
+      </w:pPr>
+      <w:r>
+        <w:rPr>
+          <w:b/>
+          <w:bCs/>
+          <w:sz w:val="20"/>
+          <w:szCs w:val="20"/>
+        </w:rPr>
+        <w:t xml:space="preserve">Key new facts vs. the prior write-up:</w:t>
+      </w:r>
+    </w:p>
+    <w:p>
+      <w:pPr>
+        <w:pStyle w:val="ListParagraph"/>
+        <w:numPr>
+          <w:ilvl w:val="0"/>
+          <w:numId w:val="1"/>
+        </w:numPr>
+        <w:spacing w:after="60"/>
+      </w:pPr>
+      <w:r>
+        <w:t xml:space="preserve">HIGH CAUTION governance flag not previously recorded: promoter share pledge (peaking ~32% of promoter holding in Mar-2026) funding a loan to a promoter-affiliated LLP - partially but not fully released as of Aug-2026</w:t>
+      </w:r>
+    </w:p>
+    <w:p>
+      <w:pPr>
+        <w:pStyle w:val="ListParagraph"/>
+        <w:numPr>
+          <w:ilvl w:val="0"/>
+          <w:numId w:val="1"/>
+        </w:numPr>
+        <w:spacing w:after="60"/>
+      </w:pPr>
+      <w:r>
+        <w:t xml:space="preserve">The 'near debt-free' (D/E ~0.06) framing in the original data file is stale/incorrect - actual FY26 D/E is closer to ~0.8 (~Rs262cr borrowings)</w:t>
+      </w:r>
+    </w:p>
+    <w:p>
+      <w:pPr>
+        <w:pStyle w:val="ListParagraph"/>
+        <w:numPr>
+          <w:ilvl w:val="0"/>
+          <w:numId w:val="1"/>
+        </w:numPr>
+        <w:spacing w:after="60"/>
+      </w:pPr>
+      <w:r>
+        <w:t xml:space="preserve">The company is no longer a pure fund-management/advisory play - the Aug-2025 NCCCL acquisition adds a majority-owned, 80-year-old EPC/construction business with different economics, margins and risk profile</w:t>
+      </w:r>
+    </w:p>
+    <w:p>
+      <w:pPr>
+        <w:pStyle w:val="ListParagraph"/>
+        <w:numPr>
+          <w:ilvl w:val="0"/>
+          <w:numId w:val="1"/>
+        </w:numPr>
+        <w:spacing w:after="60"/>
+      </w:pPr>
+      <w:r>
+        <w:t xml:space="preserve">Owners'-attributable consolidated PAT fell YoY in the latest quarter (Q1 FY27) despite a multi-fold consolidated revenue increase from the NCCCL acquisition - growth is not yet converting cleanly to owner profit</w:t>
+      </w:r>
+    </w:p>
+    <w:p>
+      <w:pPr>
+        <w:pStyle w:val="ListParagraph"/>
+        <w:numPr>
+          <w:ilvl w:val="0"/>
+          <w:numId w:val="1"/>
+        </w:numPr>
+        <w:spacing w:after="60"/>
+      </w:pPr>
+      <w:r>
+        <w:t xml:space="preserve">Current valuation (~5.4x trailing P/E) is far cheaper than the ~28x figure in the original light-pass data, reflecting both a ~60% price decline and an EPS boosted by NCCCL consolidation</w:t>
+      </w:r>
+    </w:p>
+    <w:p>
+      <w:pPr>
+        <w:spacing w:after="120"/>
+      </w:pPr>
+      <w:r>
+        <w:rPr>
+          <w:b/>
+          <w:bCs/>
+          <w:sz w:val="20"/>
+          <w:szCs w:val="20"/>
+        </w:rPr>
+        <w:t xml:space="preserve">Open questions / what to watch:</w:t>
+      </w:r>
+    </w:p>
+    <w:p>
+      <w:pPr>
+        <w:pStyle w:val="ListParagraph"/>
+        <w:numPr>
+          <w:ilvl w:val="0"/>
+          <w:numId w:val="1"/>
+        </w:numPr>
+        <w:spacing w:after="60"/>
+      </w:pPr>
+      <w:r>
+        <w:t xml:space="preserve">Exact minority-interest split of consolidated PAT (NCCCL is only 54%-owned) - needed to cleanly reconcile the ~Rs11.28cr vs ~Rs12.37cr Q1 FY27 PAT figures seen across sources and to sanity-check the reported EPS</w:t>
+      </w:r>
+    </w:p>
+    <w:p>
+      <w:pPr>
+        <w:pStyle w:val="ListParagraph"/>
+        <w:numPr>
+          <w:ilvl w:val="0"/>
+          <w:numId w:val="1"/>
+        </w:numPr>
+        <w:spacing w:after="60"/>
+      </w:pPr>
+      <w:r>
+        <w:t xml:space="preserve">Whether the promoter-pledge situation resolves further (full release) or deteriorates - worth a 30-60 day recheck given it is the primary driver of the HIGH CAUTION tier</w:t>
+      </w:r>
+    </w:p>
+    <w:p>
+      <w:pPr>
+        <w:pStyle w:val="ListParagraph"/>
+        <w:numPr>
+          <w:ilvl w:val="0"/>
+          <w:numId w:val="1"/>
+        </w:numPr>
+        <w:spacing w:after="60"/>
+      </w:pPr>
+      <w:r>
+        <w:t xml:space="preserve">NCCCL's own margin/return profile post-acquisition (standalone EBITDA/PAT for NCCCL specifically) - not cleanly separable from the consolidated numbers in the sources reviewed this pass</w:t>
+      </w:r>
+    </w:p>
+    <w:p>
+      <w:pPr>
+        <w:pStyle w:val="ListParagraph"/>
+        <w:numPr>
+          <w:ilvl w:val="0"/>
+          <w:numId w:val="1"/>
+        </w:numPr>
+        <w:spacing w:after="60"/>
+      </w:pPr>
+      <w:r>
+        <w:t xml:space="preserve">Precise consolidated FY26 cash flow from operations and capex, needed for a clean net_debt_to_ebitda and fcf_conversion_pct (left null this pass rather than guessed)</w:t>
+      </w:r>
+    </w:p>
+    <w:p>
+      <w:pPr>
+        <w:pStyle w:val="ListParagraph"/>
+        <w:numPr>
+          <w:ilvl w:val="0"/>
+          <w:numId w:val="1"/>
+        </w:numPr>
+        <w:spacing w:after="60"/>
+      </w:pPr>
+      <w:r>
+        <w:t xml:space="preserve">Whether a dedicated ValuePickr thread on Nisus / NCCCL exists that this pass's narrow search.json query missed</w:t>
+      </w:r>
+    </w:p>
+    <w:p>
+      <w:pPr>
+        <w:spacing w:after="120" w:before="120"/>
+      </w:pPr>
+      <w:r>
+        <w:rPr>
+          <w:b/>
+          <w:bCs/>
+          <w:sz w:val="20"/>
+          <w:szCs w:val="20"/>
+        </w:rPr>
+        <w:t xml:space="preserve">Conviction impact: </w:t>
+      </w:r>
+      <w:r>
+        <w:rPr>
+          <w:sz w:val="20"/>
+          <w:szCs w:val="20"/>
+        </w:rPr>
+        <w:t xml:space="preserve">Medium -&gt; Low-Medium. The core fund-management/advisory business is confirmed as genuinely high-margin and fast-growing, and the AIF/private-credit tailwind is real - but this pass uncovered a HIGH CAUTION promoter-pledge concern (funding a promoter-affiliated LLP loan) that was not previously recorded, alongside a corrected debt picture (no longer near debt-free), a material unrelated diversification into EPC construction (NCCCL), and a YoY decline in owners'-attributable PAT in the latest quarter despite explosive consolidated revenue growth. Per the project's red-flag rules a HIGH CAUTION tier caps conviction at Low-Medium regardless of the four_box score.</w:t>
       </w:r>
     </w:p>
     <w:p>
@@ -341,15 +841,1174 @@
         <w:spacing w:after="120" w:before="280"/>
       </w:pPr>
       <w:r>
-        <w:t xml:space="preserve">BSE Corporate Actions / Other Red Flags</w:t>
-      </w:r>
-    </w:p>
-    <w:p>
-      <w:pPr>
-        <w:spacing w:after="120"/>
-      </w:pPr>
-      <w:r>
-        <w:t xml:space="preserve">None found this pass. No SEBI/fraud, pledge, or auditor-resignation signals surfaced.</w:t>
+        <w:t xml:space="preserve">Guidance &amp; Expectation Gap</w:t>
+      </w:r>
+    </w:p>
+    <w:p>
+      <w:pPr>
+        <w:spacing w:after="120"/>
+      </w:pPr>
+      <w:r>
+        <w:rPr>
+          <w:i/>
+          <w:iCs/>
+          <w:color w:val="666666"/>
+          <w:sz w:val="18"/>
+          <w:szCs w:val="18"/>
+        </w:rPr>
+        <w:t xml:space="preserve">Management guidance decoded into commitments, graded on the expectation → action → operational → commercial → financial ladder, then compared to what the current price appears to assume. Method: playbook/guidance-and-expectation-gap.md.</w:t>
+      </w:r>
+    </w:p>
+    <w:p>
+      <w:pPr>
+        <w:spacing w:after="120"/>
+      </w:pPr>
+      <w:r>
+        <w:rPr>
+          <w:b/>
+          <w:bCs/>
+          <w:sz w:val="20"/>
+          <w:szCs w:val="20"/>
+        </w:rPr>
+        <w:t xml:space="preserve">Commitment ladder (most-proven first):</w:t>
+      </w:r>
+    </w:p>
+    <w:tbl>
+      <w:tblPr>
+        <w:tblW w:type="dxa" w:w="9000"/>
+        <w:tblBorders>
+          <w:top w:val="single" w:color="auto" w:sz="4"/>
+          <w:left w:val="single" w:color="auto" w:sz="4"/>
+          <w:bottom w:val="single" w:color="auto" w:sz="4"/>
+          <w:right w:val="single" w:color="auto" w:sz="4"/>
+          <w:insideH w:val="single" w:color="auto" w:sz="4"/>
+          <w:insideV w:val="single" w:color="auto" w:sz="4"/>
+        </w:tblBorders>
+      </w:tblPr>
+      <w:tblGrid>
+        <w:gridCol w:w="1100"/>
+        <w:gridCol w:w="2600"/>
+        <w:gridCol w:w="2400"/>
+        <w:gridCol w:w="900"/>
+        <w:gridCol w:w="1200"/>
+        <w:gridCol w:w="800"/>
+      </w:tblGrid>
+      <w:tr>
+        <w:trPr>
+          <w:tblHeader/>
+        </w:trPr>
+        <w:tc>
+          <w:tcPr>
+            <w:tcW w:type="dxa" w:w="1100"/>
+            <w:shd w:fill="F2F2F2" w:val="clear"/>
+          </w:tcPr>
+          <w:p>
+            <w:r>
+              <w:rPr>
+                <w:b/>
+                <w:bCs/>
+                <w:sz w:val="18"/>
+                <w:szCs w:val="18"/>
+              </w:rPr>
+              <w:t xml:space="preserve">Area</w:t>
+            </w:r>
+          </w:p>
+        </w:tc>
+        <w:tc>
+          <w:tcPr>
+            <w:tcW w:type="dxa" w:w="2600"/>
+            <w:shd w:fill="F2F2F2" w:val="clear"/>
+          </w:tcPr>
+          <w:p>
+            <w:r>
+              <w:rPr>
+                <w:b/>
+                <w:bCs/>
+                <w:sz w:val="18"/>
+                <w:szCs w:val="18"/>
+              </w:rPr>
+              <w:t xml:space="preserve">Commitment</w:t>
+            </w:r>
+          </w:p>
+        </w:tc>
+        <w:tc>
+          <w:tcPr>
+            <w:tcW w:type="dxa" w:w="2400"/>
+            <w:shd w:fill="F2F2F2" w:val="clear"/>
+          </w:tcPr>
+          <w:p>
+            <w:r>
+              <w:rPr>
+                <w:b/>
+                <w:bCs/>
+                <w:sz w:val="18"/>
+                <w:szCs w:val="18"/>
+              </w:rPr>
+              <w:t xml:space="preserve">Specifics</w:t>
+            </w:r>
+          </w:p>
+        </w:tc>
+        <w:tc>
+          <w:tcPr>
+            <w:tcW w:type="dxa" w:w="900"/>
+            <w:shd w:fill="F2F2F2" w:val="clear"/>
+          </w:tcPr>
+          <w:p>
+            <w:r>
+              <w:rPr>
+                <w:b/>
+                <w:bCs/>
+                <w:sz w:val="18"/>
+                <w:szCs w:val="18"/>
+              </w:rPr>
+              <w:t xml:space="preserve">By when</w:t>
+            </w:r>
+          </w:p>
+        </w:tc>
+        <w:tc>
+          <w:tcPr>
+            <w:tcW w:type="dxa" w:w="1200"/>
+            <w:shd w:fill="F2F2F2" w:val="clear"/>
+          </w:tcPr>
+          <w:p>
+            <w:r>
+              <w:rPr>
+                <w:b/>
+                <w:bCs/>
+                <w:sz w:val="18"/>
+                <w:szCs w:val="18"/>
+              </w:rPr>
+              <w:t xml:space="preserve">Stage</w:t>
+            </w:r>
+          </w:p>
+        </w:tc>
+        <w:tc>
+          <w:tcPr>
+            <w:tcW w:type="dxa" w:w="800"/>
+            <w:shd w:fill="F2F2F2" w:val="clear"/>
+          </w:tcPr>
+          <w:p>
+            <w:r>
+              <w:rPr>
+                <w:b/>
+                <w:bCs/>
+                <w:sz w:val="18"/>
+                <w:szCs w:val="18"/>
+              </w:rPr>
+              <w:t xml:space="preserve">Thesis-critical</w:t>
+            </w:r>
+          </w:p>
+        </w:tc>
+      </w:tr>
+      <w:tr>
+        <w:tc>
+          <w:tcPr>
+            <w:tcW w:type="dxa" w:w="1100"/>
+          </w:tcPr>
+          <w:p>
+            <w:r>
+              <w:rPr>
+                <w:b w:val="false"/>
+                <w:bCs w:val="false"/>
+                <w:sz w:val="18"/>
+                <w:szCs w:val="18"/>
+              </w:rPr>
+              <w:t xml:space="preserve">orders</w:t>
+            </w:r>
+          </w:p>
+        </w:tc>
+        <w:tc>
+          <w:tcPr>
+            <w:tcW w:type="dxa" w:w="2600"/>
+          </w:tcPr>
+          <w:p>
+            <w:r>
+              <w:rPr>
+                <w:b w:val="false"/>
+                <w:bCs w:val="false"/>
+                <w:sz w:val="18"/>
+                <w:szCs w:val="18"/>
+              </w:rPr>
+              <w:t xml:space="preserve">NCCCL EPC order-book momentum</w:t>
+            </w:r>
+          </w:p>
+        </w:tc>
+        <w:tc>
+          <w:tcPr>
+            <w:tcW w:type="dxa" w:w="2400"/>
+          </w:tcPr>
+          <w:p>
+            <w:r>
+              <w:rPr>
+                <w:b w:val="false"/>
+                <w:bCs w:val="false"/>
+                <w:sz w:val="18"/>
+                <w:szCs w:val="18"/>
+              </w:rPr>
+              <w:t xml:space="preserve">Rs1,089cr fresh order intake in Q1 FY27 alone; work-in-hand ~Rs1,833cr (FY26)</w:t>
+            </w:r>
+          </w:p>
+        </w:tc>
+        <w:tc>
+          <w:tcPr>
+            <w:tcW w:type="dxa" w:w="900"/>
+          </w:tcPr>
+          <w:p>
+            <w:r>
+              <w:rPr>
+                <w:b w:val="false"/>
+                <w:bCs w:val="false"/>
+                <w:sz w:val="18"/>
+                <w:szCs w:val="18"/>
+              </w:rPr>
+              <w:t xml:space="preserve">12M</w:t>
+            </w:r>
+          </w:p>
+        </w:tc>
+        <w:tc>
+          <w:tcPr>
+            <w:tcW w:type="dxa" w:w="1200"/>
+          </w:tcPr>
+          <w:p>
+            <w:r>
+              <w:rPr>
+                <w:b w:val="false"/>
+                <w:bCs w:val="false"/>
+                <w:sz w:val="18"/>
+                <w:szCs w:val="18"/>
+              </w:rPr>
+              <w:t xml:space="preserve">commercial</w:t>
+            </w:r>
+          </w:p>
+        </w:tc>
+        <w:tc>
+          <w:tcPr>
+            <w:tcW w:type="dxa" w:w="800"/>
+          </w:tcPr>
+          <w:p>
+            <w:r>
+              <w:rPr>
+                <w:b w:val="false"/>
+                <w:bCs w:val="false"/>
+                <w:sz w:val="18"/>
+                <w:szCs w:val="18"/>
+              </w:rPr>
+              <w:t xml:space="preserve">yes</w:t>
+            </w:r>
+          </w:p>
+        </w:tc>
+      </w:tr>
+      <w:tr>
+        <w:tc>
+          <w:tcPr>
+            <w:tcW w:type="dxa" w:w="1100"/>
+          </w:tcPr>
+          <w:p>
+            <w:r>
+              <w:rPr>
+                <w:b w:val="false"/>
+                <w:bCs w:val="false"/>
+                <w:sz w:val="18"/>
+                <w:szCs w:val="18"/>
+              </w:rPr>
+              <w:t xml:space="preserve">new_business</w:t>
+            </w:r>
+          </w:p>
+        </w:tc>
+        <w:tc>
+          <w:tcPr>
+            <w:tcW w:type="dxa" w:w="2600"/>
+          </w:tcPr>
+          <w:p>
+            <w:r>
+              <w:rPr>
+                <w:b w:val="false"/>
+                <w:bCs w:val="false"/>
+                <w:sz w:val="18"/>
+                <w:szCs w:val="18"/>
+              </w:rPr>
+              <w:t xml:space="preserve">NiYAM Category II AIF targeting Rs2,500cr corpus</w:t>
+            </w:r>
+          </w:p>
+        </w:tc>
+        <w:tc>
+          <w:tcPr>
+            <w:tcW w:type="dxa" w:w="2400"/>
+          </w:tcPr>
+          <w:p>
+            <w:r>
+              <w:rPr>
+                <w:b w:val="false"/>
+                <w:bCs w:val="false"/>
+                <w:sz w:val="18"/>
+                <w:szCs w:val="18"/>
+              </w:rPr>
+              <w:t xml:space="preserve">SEBI approval received; investments expected to commence Q3 FY27</w:t>
+            </w:r>
+          </w:p>
+        </w:tc>
+        <w:tc>
+          <w:tcPr>
+            <w:tcW w:type="dxa" w:w="900"/>
+          </w:tcPr>
+          <w:p>
+            <w:r>
+              <w:rPr>
+                <w:b w:val="false"/>
+                <w:bCs w:val="false"/>
+                <w:sz w:val="18"/>
+                <w:szCs w:val="18"/>
+              </w:rPr>
+              <w:t xml:space="preserve">6M</w:t>
+            </w:r>
+          </w:p>
+        </w:tc>
+        <w:tc>
+          <w:tcPr>
+            <w:tcW w:type="dxa" w:w="1200"/>
+          </w:tcPr>
+          <w:p>
+            <w:r>
+              <w:rPr>
+                <w:b w:val="false"/>
+                <w:bCs w:val="false"/>
+                <w:sz w:val="18"/>
+                <w:szCs w:val="18"/>
+              </w:rPr>
+              <w:t xml:space="preserve">action</w:t>
+            </w:r>
+          </w:p>
+        </w:tc>
+        <w:tc>
+          <w:tcPr>
+            <w:tcW w:type="dxa" w:w="800"/>
+          </w:tcPr>
+          <w:p>
+            <w:r>
+              <w:rPr>
+                <w:b w:val="false"/>
+                <w:bCs w:val="false"/>
+                <w:sz w:val="18"/>
+                <w:szCs w:val="18"/>
+              </w:rPr>
+              <w:t xml:space="preserve">yes</w:t>
+            </w:r>
+          </w:p>
+        </w:tc>
+      </w:tr>
+      <w:tr>
+        <w:tc>
+          <w:tcPr>
+            <w:tcW w:type="dxa" w:w="1100"/>
+          </w:tcPr>
+          <w:p>
+            <w:r>
+              <w:rPr>
+                <w:b w:val="false"/>
+                <w:bCs w:val="false"/>
+                <w:sz w:val="18"/>
+                <w:szCs w:val="18"/>
+              </w:rPr>
+              <w:t xml:space="preserve">growth</w:t>
+            </w:r>
+          </w:p>
+        </w:tc>
+        <w:tc>
+          <w:tcPr>
+            <w:tcW w:type="dxa" w:w="2600"/>
+          </w:tcPr>
+          <w:p>
+            <w:r>
+              <w:rPr>
+                <w:b w:val="false"/>
+                <w:bCs w:val="false"/>
+                <w:sz w:val="18"/>
+                <w:szCs w:val="18"/>
+              </w:rPr>
+              <w:t xml:space="preserve">FY27 guidance: AUM Rs4,500-6,000cr, PAT Rs65-100cr</w:t>
+            </w:r>
+          </w:p>
+        </w:tc>
+        <w:tc>
+          <w:tcPr>
+            <w:tcW w:type="dxa" w:w="2400"/>
+          </w:tcPr>
+          <w:p>
+            <w:r>
+              <w:rPr>
+                <w:b w:val="false"/>
+                <w:bCs w:val="false"/>
+                <w:sz w:val="18"/>
+                <w:szCs w:val="18"/>
+              </w:rPr>
+              <w:t xml:space="preserve">Wide range, explicitly 'depending on market scenarios'</w:t>
+            </w:r>
+          </w:p>
+        </w:tc>
+        <w:tc>
+          <w:tcPr>
+            <w:tcW w:type="dxa" w:w="900"/>
+          </w:tcPr>
+          <w:p>
+            <w:r>
+              <w:rPr>
+                <w:b w:val="false"/>
+                <w:bCs w:val="false"/>
+                <w:sz w:val="18"/>
+                <w:szCs w:val="18"/>
+              </w:rPr>
+              <w:t xml:space="preserve">FY27</w:t>
+            </w:r>
+          </w:p>
+        </w:tc>
+        <w:tc>
+          <w:tcPr>
+            <w:tcW w:type="dxa" w:w="1200"/>
+          </w:tcPr>
+          <w:p>
+            <w:r>
+              <w:rPr>
+                <w:b w:val="false"/>
+                <w:bCs w:val="false"/>
+                <w:sz w:val="18"/>
+                <w:szCs w:val="18"/>
+              </w:rPr>
+              <w:t xml:space="preserve">expectation</w:t>
+            </w:r>
+          </w:p>
+        </w:tc>
+        <w:tc>
+          <w:tcPr>
+            <w:tcW w:type="dxa" w:w="800"/>
+          </w:tcPr>
+          <w:p>
+            <w:r>
+              <w:rPr>
+                <w:b w:val="false"/>
+                <w:bCs w:val="false"/>
+                <w:sz w:val="18"/>
+                <w:szCs w:val="18"/>
+              </w:rPr>
+              <w:t xml:space="preserve">yes</w:t>
+            </w:r>
+          </w:p>
+        </w:tc>
+      </w:tr>
+      <w:tr>
+        <w:tc>
+          <w:tcPr>
+            <w:tcW w:type="dxa" w:w="1100"/>
+          </w:tcPr>
+          <w:p>
+            <w:r>
+              <w:rPr>
+                <w:b w:val="false"/>
+                <w:bCs w:val="false"/>
+                <w:sz w:val="18"/>
+                <w:szCs w:val="18"/>
+              </w:rPr>
+              <w:t xml:space="preserve">strategy</w:t>
+            </w:r>
+          </w:p>
+        </w:tc>
+        <w:tc>
+          <w:tcPr>
+            <w:tcW w:type="dxa" w:w="2600"/>
+          </w:tcPr>
+          <w:p>
+            <w:r>
+              <w:rPr>
+                <w:b w:val="false"/>
+                <w:bCs w:val="false"/>
+                <w:sz w:val="18"/>
+                <w:szCs w:val="18"/>
+              </w:rPr>
+              <w:t xml:space="preserve">SM REIT registration/subsidiary approved</w:t>
+            </w:r>
+          </w:p>
+        </w:tc>
+        <w:tc>
+          <w:tcPr>
+            <w:tcW w:type="dxa" w:w="2400"/>
+          </w:tcPr>
+          <w:p>
+            <w:r>
+              <w:rPr>
+                <w:b w:val="false"/>
+                <w:bCs w:val="false"/>
+                <w:sz w:val="18"/>
+                <w:szCs w:val="18"/>
+              </w:rPr>
+              <w:t xml:space="preserve">Board-approved registration of a Small and Medium REIT management subsidiary</w:t>
+            </w:r>
+          </w:p>
+        </w:tc>
+        <w:tc>
+          <w:tcPr>
+            <w:tcW w:type="dxa" w:w="900"/>
+          </w:tcPr>
+          <w:p>
+            <w:r>
+              <w:rPr>
+                <w:b w:val="false"/>
+                <w:bCs w:val="false"/>
+                <w:sz w:val="18"/>
+                <w:szCs w:val="18"/>
+              </w:rPr>
+              <w:t xml:space="preserve">12M</w:t>
+            </w:r>
+          </w:p>
+        </w:tc>
+        <w:tc>
+          <w:tcPr>
+            <w:tcW w:type="dxa" w:w="1200"/>
+          </w:tcPr>
+          <w:p>
+            <w:r>
+              <w:rPr>
+                <w:b w:val="false"/>
+                <w:bCs w:val="false"/>
+                <w:sz w:val="18"/>
+                <w:szCs w:val="18"/>
+              </w:rPr>
+              <w:t xml:space="preserve">action</w:t>
+            </w:r>
+          </w:p>
+        </w:tc>
+        <w:tc>
+          <w:tcPr>
+            <w:tcW w:type="dxa" w:w="800"/>
+          </w:tcPr>
+          <w:p>
+            <w:r>
+              <w:rPr>
+                <w:b w:val="false"/>
+                <w:bCs w:val="false"/>
+                <w:sz w:val="18"/>
+                <w:szCs w:val="18"/>
+              </w:rPr>
+              <w:t xml:space="preserve"/>
+            </w:r>
+          </w:p>
+        </w:tc>
+      </w:tr>
+      <w:tr>
+        <w:tc>
+          <w:tcPr>
+            <w:tcW w:type="dxa" w:w="1100"/>
+          </w:tcPr>
+          <w:p>
+            <w:r>
+              <w:rPr>
+                <w:b w:val="false"/>
+                <w:bCs w:val="false"/>
+                <w:sz w:val="18"/>
+                <w:szCs w:val="18"/>
+              </w:rPr>
+              <w:t xml:space="preserve">new_business</w:t>
+            </w:r>
+          </w:p>
+        </w:tc>
+        <w:tc>
+          <w:tcPr>
+            <w:tcW w:type="dxa" w:w="2600"/>
+          </w:tcPr>
+          <w:p>
+            <w:r>
+              <w:rPr>
+                <w:b w:val="false"/>
+                <w:bCs w:val="false"/>
+                <w:sz w:val="18"/>
+                <w:szCs w:val="18"/>
+              </w:rPr>
+              <w:t xml:space="preserve">First UAE exit</w:t>
+            </w:r>
+          </w:p>
+        </w:tc>
+        <w:tc>
+          <w:tcPr>
+            <w:tcW w:type="dxa" w:w="2400"/>
+          </w:tcPr>
+          <w:p>
+            <w:r>
+              <w:rPr>
+                <w:b w:val="false"/>
+                <w:bCs w:val="false"/>
+                <w:sz w:val="18"/>
+                <w:szCs w:val="18"/>
+              </w:rPr>
+              <w:t xml:space="preserve">Management states this is 'on track' for Q3 FY27</w:t>
+            </w:r>
+          </w:p>
+        </w:tc>
+        <w:tc>
+          <w:tcPr>
+            <w:tcW w:type="dxa" w:w="900"/>
+          </w:tcPr>
+          <w:p>
+            <w:r>
+              <w:rPr>
+                <w:b w:val="false"/>
+                <w:bCs w:val="false"/>
+                <w:sz w:val="18"/>
+                <w:szCs w:val="18"/>
+              </w:rPr>
+              <w:t xml:space="preserve">6M</w:t>
+            </w:r>
+          </w:p>
+        </w:tc>
+        <w:tc>
+          <w:tcPr>
+            <w:tcW w:type="dxa" w:w="1200"/>
+          </w:tcPr>
+          <w:p>
+            <w:r>
+              <w:rPr>
+                <w:b w:val="false"/>
+                <w:bCs w:val="false"/>
+                <w:sz w:val="18"/>
+                <w:szCs w:val="18"/>
+              </w:rPr>
+              <w:t xml:space="preserve">expectation</w:t>
+            </w:r>
+          </w:p>
+        </w:tc>
+        <w:tc>
+          <w:tcPr>
+            <w:tcW w:type="dxa" w:w="800"/>
+          </w:tcPr>
+          <w:p>
+            <w:r>
+              <w:rPr>
+                <w:b w:val="false"/>
+                <w:bCs w:val="false"/>
+                <w:sz w:val="18"/>
+                <w:szCs w:val="18"/>
+              </w:rPr>
+              <w:t xml:space="preserve"/>
+            </w:r>
+          </w:p>
+        </w:tc>
+      </w:tr>
+    </w:tbl>
+    <w:p>
+      <w:pPr>
+        <w:spacing w:after="60" w:before="120"/>
+      </w:pPr>
+      <w:r>
+        <w:rPr>
+          <w:b/>
+          <w:bCs/>
+          <w:sz w:val="20"/>
+          <w:szCs w:val="20"/>
+        </w:rPr>
+        <w:t xml:space="preserve">Earnings chain: </w:t>
+      </w:r>
+      <w:r>
+        <w:rPr>
+          <w:b w:val="false"/>
+          <w:bCs w:val="false"/>
+          <w:sz w:val="20"/>
+          <w:szCs w:val="20"/>
+        </w:rPr>
+        <w:t xml:space="preserve">AIF/private-credit + SME-credit-gap tailwind</w:t>
+      </w:r>
+      <w:r>
+        <w:rPr>
+          <w:color w:val="666666"/>
+          <w:sz w:val="20"/>
+          <w:szCs w:val="20"/>
+        </w:rPr>
+        <w:t xml:space="preserve"> → </w:t>
+      </w:r>
+      <w:r>
+        <w:rPr>
+          <w:b w:val="false"/>
+          <w:bCs w:val="false"/>
+          <w:sz w:val="20"/>
+          <w:szCs w:val="20"/>
+        </w:rPr>
+        <w:t xml:space="preserve">fee-generating AUM growth (core) + NCCCL EPC order execution</w:t>
+      </w:r>
+      <w:r>
+        <w:rPr>
+          <w:color w:val="666666"/>
+          <w:sz w:val="20"/>
+          <w:szCs w:val="20"/>
+        </w:rPr>
+        <w:t xml:space="preserve"> → </w:t>
+      </w:r>
+      <w:r>
+        <w:rPr>
+          <w:b w:val="false"/>
+          <w:bCs w:val="false"/>
+          <w:sz w:val="20"/>
+          <w:szCs w:val="20"/>
+        </w:rPr>
+        <w:t xml:space="preserve">consolidated revenue growth</w:t>
+      </w:r>
+      <w:r>
+        <w:rPr>
+          <w:color w:val="666666"/>
+          <w:sz w:val="20"/>
+          <w:szCs w:val="20"/>
+        </w:rPr>
+        <w:t xml:space="preserve"> → </w:t>
+      </w:r>
+      <w:r>
+        <w:rPr>
+          <w:b/>
+          <w:bCs/>
+          <w:color w:val="A32020"/>
+          <w:sz w:val="20"/>
+          <w:szCs w:val="20"/>
+        </w:rPr>
+        <w:t xml:space="preserve">margin mix (high-margin core vs low-margin EPC)</w:t>
+      </w:r>
+      <w:r>
+        <w:rPr>
+          <w:color w:val="666666"/>
+          <w:sz w:val="20"/>
+          <w:szCs w:val="20"/>
+        </w:rPr>
+        <w:t xml:space="preserve"> → </w:t>
+      </w:r>
+      <w:r>
+        <w:rPr>
+          <w:b w:val="false"/>
+          <w:bCs w:val="false"/>
+          <w:sz w:val="20"/>
+          <w:szCs w:val="20"/>
+        </w:rPr>
+        <w:t xml:space="preserve">owners'-attributable PAT</w:t>
+      </w:r>
+      <w:r>
+        <w:rPr>
+          <w:color w:val="666666"/>
+          <w:sz w:val="20"/>
+          <w:szCs w:val="20"/>
+        </w:rPr>
+        <w:t xml:space="preserve"> → </w:t>
+      </w:r>
+      <w:r>
+        <w:rPr>
+          <w:b w:val="false"/>
+          <w:bCs w:val="false"/>
+          <w:sz w:val="20"/>
+          <w:szCs w:val="20"/>
+        </w:rPr>
+        <w:t xml:space="preserve">FCF</w:t>
+      </w:r>
+    </w:p>
+    <w:p>
+      <w:pPr>
+        <w:spacing w:after="120"/>
+      </w:pPr>
+      <w:r>
+        <w:rPr>
+          <w:color w:val="666666"/>
+          <w:sz w:val="18"/>
+          <w:szCs w:val="18"/>
+        </w:rPr>
+        <w:t xml:space="preserve">Bottleneck link: margin mix (high-margin core vs low-margin EPC).</w:t>
+      </w:r>
+    </w:p>
+    <w:p>
+      <w:pPr>
+        <w:spacing w:after="120"/>
+      </w:pPr>
+      <w:r>
+        <w:rPr>
+          <w:color w:val="666666"/>
+          <w:sz w:val="18"/>
+          <w:szCs w:val="18"/>
+        </w:rPr>
+        <w:t xml:space="preserve">Operating leverage: unclear - the core business shows real operating leverage (EBITDA margin ~70.5%, core EBITDA +17.1% QoQ) but the consolidated picture is diluted by NCCCL's much lower margin, so blended operating leverage is not yet visible in owners'-attributable PAT</w:t>
+      </w:r>
+    </w:p>
+    <w:p>
+      <w:pPr>
+        <w:spacing w:after="120"/>
+      </w:pPr>
+      <w:r>
+        <w:rPr>
+          <w:color w:val="666666"/>
+          <w:sz w:val="18"/>
+          <w:szCs w:val="18"/>
+        </w:rPr>
+        <w:t xml:space="preserve">Evidenced: AIF/private-credit + SME-credit-gap tailwind; fee-generating AUM growth (core) + NCCCL EPC order execution; consolidated revenue growth. Still assumed: margin mix improvement; owners'-attributable PAT growth.</w:t>
+      </w:r>
+    </w:p>
+    <w:p>
+      <w:pPr>
+        <w:spacing w:after="120"/>
+      </w:pPr>
+      <w:r>
+        <w:rPr>
+          <w:b/>
+          <w:bCs/>
+          <w:sz w:val="20"/>
+          <w:szCs w:val="20"/>
+        </w:rPr>
+        <w:t xml:space="preserve">Market expectation vs. our path:</w:t>
+      </w:r>
+    </w:p>
+    <w:tbl>
+      <w:tblPr>
+        <w:tblW w:type="dxa" w:w="9000"/>
+        <w:tblBorders>
+          <w:top w:val="single" w:color="auto" w:sz="4"/>
+          <w:left w:val="single" w:color="auto" w:sz="4"/>
+          <w:bottom w:val="single" w:color="auto" w:sz="4"/>
+          <w:right w:val="single" w:color="auto" w:sz="4"/>
+          <w:insideH w:val="single" w:color="auto" w:sz="4"/>
+          <w:insideV w:val="single" w:color="auto" w:sz="4"/>
+        </w:tblBorders>
+      </w:tblPr>
+      <w:tblGrid>
+        <w:gridCol w:w="3200"/>
+        <w:gridCol w:w="5800"/>
+      </w:tblGrid>
+      <w:tr>
+        <w:tc>
+          <w:tcPr>
+            <w:tcW w:type="dxa" w:w="3200"/>
+            <w:shd w:fill="F2F2F2" w:val="clear"/>
+          </w:tcPr>
+          <w:p>
+            <w:r>
+              <w:rPr>
+                <w:b/>
+                <w:bCs/>
+              </w:rPr>
+              <w:t xml:space="preserve">As of</w:t>
+            </w:r>
+          </w:p>
+        </w:tc>
+        <w:tc>
+          <w:tcPr>
+            <w:tcW w:type="dxa" w:w="5800"/>
+          </w:tcPr>
+          <w:p>
+            <w:r>
+              <w:t xml:space="preserve">2026-09-18</w:t>
+            </w:r>
+          </w:p>
+        </w:tc>
+      </w:tr>
+      <w:tr>
+        <w:tc>
+          <w:tcPr>
+            <w:tcW w:type="dxa" w:w="3200"/>
+            <w:shd w:fill="F2F2F2" w:val="clear"/>
+          </w:tcPr>
+          <w:p>
+            <w:r>
+              <w:rPr>
+                <w:b/>
+                <w:bCs/>
+              </w:rPr>
+              <w:t xml:space="preserve">Price / multiple</w:t>
+            </w:r>
+          </w:p>
+        </w:tc>
+        <w:tc>
+          <w:tcPr>
+            <w:tcW w:type="dxa" w:w="5800"/>
+          </w:tcPr>
+          <w:p>
+            <w:r>
+              <w:t xml:space="preserve">Rs ~Rs 150-155 (52-week range ~Rs 143-435) · 5.4x P/E</w:t>
+            </w:r>
+          </w:p>
+        </w:tc>
+      </w:tr>
+      <w:tr>
+        <w:tc>
+          <w:tcPr>
+            <w:tcW w:type="dxa" w:w="3200"/>
+            <w:shd w:fill="F2F2F2" w:val="clear"/>
+          </w:tcPr>
+          <w:p>
+            <w:r>
+              <w:rPr>
+                <w:b/>
+                <w:bCs/>
+              </w:rPr>
+              <w:t xml:space="preserve">Right valuation lens</w:t>
+            </w:r>
+          </w:p>
+        </w:tc>
+        <w:tc>
+          <w:tcPr>
+            <w:tcW w:type="dxa" w:w="5800"/>
+          </w:tcPr>
+          <w:p>
+            <w:r>
+              <w:t xml:space="preserve">P/E</w:t>
+            </w:r>
+          </w:p>
+        </w:tc>
+      </w:tr>
+      <w:tr>
+        <w:tc>
+          <w:tcPr>
+            <w:tcW w:type="dxa" w:w="3200"/>
+            <w:shd w:fill="F2F2F2" w:val="clear"/>
+          </w:tcPr>
+          <w:p>
+            <w:r>
+              <w:rPr>
+                <w:b/>
+                <w:bCs/>
+              </w:rPr>
+              <w:t xml:space="preserve">Price implies</w:t>
+            </w:r>
+          </w:p>
+        </w:tc>
+        <w:tc>
+          <w:tcPr>
+            <w:tcW w:type="dxa" w:w="5800"/>
+          </w:tcPr>
+          <w:p>
+            <w:r>
+              <w:t xml:space="preserve">At ~5.4x trailing P/E the market is pricing in very little growth or heavy discounting of the pledge/dilution/diversification concerns - even the low end of FY27 PAT guidance (Rs65cr, below FY26's Rs83cr) would still leave the stock statistically inexpensive if delivered cleanly</w:t>
+            </w:r>
+          </w:p>
+        </w:tc>
+      </w:tr>
+      <w:tr>
+        <w:tc>
+          <w:tcPr>
+            <w:tcW w:type="dxa" w:w="3200"/>
+            <w:shd w:fill="F2F2F2" w:val="clear"/>
+          </w:tcPr>
+          <w:p>
+            <w:r>
+              <w:rPr>
+                <w:b/>
+                <w:bCs/>
+              </w:rPr>
+              <w:t xml:space="preserve">Our FY27</w:t>
+            </w:r>
+          </w:p>
+        </w:tc>
+        <w:tc>
+          <w:tcPr>
+            <w:tcW w:type="dxa" w:w="5800"/>
+          </w:tcPr>
+          <w:p>
+            <w:r>
+              <w:t xml:space="preserve">Core advisory/fund-management EBITDA likely keeps compounding fast off a small base (AUM +67% YoY, core EBITDA +17.1% QoQ); consolidated owners'-attributable PAT trajectory is far less certain given Q1 FY27's YoY decline despite the NCCCL-driven revenue surge</w:t>
+            </w:r>
+          </w:p>
+        </w:tc>
+      </w:tr>
+      <w:tr>
+        <w:tc>
+          <w:tcPr>
+            <w:tcW w:type="dxa" w:w="3200"/>
+            <w:shd w:fill="F2F2F2" w:val="clear"/>
+          </w:tcPr>
+          <w:p>
+            <w:r>
+              <w:rPr>
+                <w:b/>
+                <w:bCs/>
+              </w:rPr>
+              <w:t xml:space="preserve">Our FY28</w:t>
+            </w:r>
+          </w:p>
+        </w:tc>
+        <w:tc>
+          <w:tcPr>
+            <w:tcW w:type="dxa" w:w="5800"/>
+          </w:tcPr>
+          <w:p>
+            <w:r>
+              <w:t xml:space="preserve">Depends heavily on NCCCL's execution quality and whether the Rs2,500cr NiYAM AIF corpus is actually raised and deployed - both unresolved this pass</w:t>
+            </w:r>
+          </w:p>
+        </w:tc>
+      </w:tr>
+      <w:tr>
+        <w:tc>
+          <w:tcPr>
+            <w:tcW w:type="dxa" w:w="3200"/>
+            <w:shd w:fill="F2F2F2" w:val="clear"/>
+          </w:tcPr>
+          <w:p>
+            <w:r>
+              <w:rPr>
+                <w:b/>
+                <w:bCs/>
+              </w:rPr>
+              <w:t xml:space="preserve">Gap direction</w:t>
+            </w:r>
+          </w:p>
+        </w:tc>
+        <w:tc>
+          <w:tcPr>
+            <w:tcW w:type="dxa" w:w="5800"/>
+          </w:tcPr>
+          <w:p>
+            <w:r>
+              <w:t xml:space="preserve">partially-priced</w:t>
+            </w:r>
+          </w:p>
+        </w:tc>
+      </w:tr>
+      <w:tr>
+        <w:tc>
+          <w:tcPr>
+            <w:tcW w:type="dxa" w:w="3200"/>
+            <w:shd w:fill="F2F2F2" w:val="clear"/>
+          </w:tcPr>
+          <w:p>
+            <w:r>
+              <w:rPr>
+                <w:b/>
+                <w:bCs/>
+              </w:rPr>
+              <w:t xml:space="preserve">Gap type</w:t>
+            </w:r>
+          </w:p>
+        </w:tc>
+        <w:tc>
+          <w:tcPr>
+            <w:tcW w:type="dxa" w:w="5800"/>
+          </w:tcPr>
+          <w:p>
+            <w:r>
+              <w:t xml:space="preserve">mix</w:t>
+            </w:r>
+          </w:p>
+        </w:tc>
+      </w:tr>
+      <w:tr>
+        <w:tc>
+          <w:tcPr>
+            <w:tcW w:type="dxa" w:w="3200"/>
+            <w:shd w:fill="F2F2F2" w:val="clear"/>
+          </w:tcPr>
+          <w:p>
+            <w:r>
+              <w:rPr>
+                <w:b/>
+                <w:bCs/>
+              </w:rPr>
+              <w:t xml:space="preserve">Gap magnitude</w:t>
+            </w:r>
+          </w:p>
+        </w:tc>
+        <w:tc>
+          <w:tcPr>
+            <w:tcW w:type="dxa" w:w="5800"/>
+          </w:tcPr>
+          <w:p>
+            <w:r>
+              <w:t xml:space="preserve">not estimable</w:t>
+            </w:r>
+          </w:p>
+        </w:tc>
+      </w:tr>
+      <w:tr>
+        <w:tc>
+          <w:tcPr>
+            <w:tcW w:type="dxa" w:w="3200"/>
+            <w:shd w:fill="F2F2F2" w:val="clear"/>
+          </w:tcPr>
+          <w:p>
+            <w:r>
+              <w:rPr>
+                <w:b/>
+                <w:bCs/>
+              </w:rPr>
+              <w:t xml:space="preserve">Gap basis</w:t>
+            </w:r>
+          </w:p>
+        </w:tc>
+        <w:tc>
+          <w:tcPr>
+            <w:tcW w:type="dxa" w:w="5800"/>
+          </w:tcPr>
+          <w:p>
+            <w:r>
+              <w:t xml:space="preserve">The ~60% price decline plus a very low trailing P/E suggest the market has already substantially discounted the pledge/dilution/construction-diversification concerns; whether it has over- or under-corrected is unclear without cleaner owners'-PAT and cash-flow data</w:t>
+            </w:r>
+          </w:p>
+        </w:tc>
+      </w:tr>
+      <w:tr>
+        <w:tc>
+          <w:tcPr>
+            <w:tcW w:type="dxa" w:w="3200"/>
+            <w:shd w:fill="F2F2F2" w:val="clear"/>
+          </w:tcPr>
+          <w:p>
+            <w:r>
+              <w:rPr>
+                <w:b/>
+                <w:bCs/>
+              </w:rPr>
+              <w:t xml:space="preserve">Evidence quality</w:t>
+            </w:r>
+          </w:p>
+        </w:tc>
+        <w:tc>
+          <w:tcPr>
+            <w:tcW w:type="dxa" w:w="5800"/>
+          </w:tcPr>
+          <w:p>
+            <w:r>
+              <w:t xml:space="preserve">strong</w:t>
+            </w:r>
+          </w:p>
+        </w:tc>
+      </w:tr>
+    </w:tbl>
+    <w:p>
+      <w:pPr>
+        <w:spacing w:after="120"/>
+      </w:pPr>
+      <w:r>
+        <w:rPr>
+          <w:i/>
+          <w:iCs/>
+          <w:color w:val="666666"/>
+          <w:sz w:val="16"/>
+          <w:szCs w:val="16"/>
+        </w:rPr>
+        <w:t xml:space="preserve">no broker consensus; implied path is a reverse-P/E estimate + screener.in forward figures + VP thread view</w:t>
+      </w:r>
+    </w:p>
+    <w:p>
+      <w:pPr>
+        <w:spacing w:after="120" w:before="120"/>
+      </w:pPr>
+      <w:r>
+        <w:rPr>
+          <w:b/>
+          <w:bCs/>
+          <w:sz w:val="20"/>
+          <w:szCs w:val="20"/>
+        </w:rPr>
+        <w:t xml:space="preserve">Catalyst: </w:t>
+      </w:r>
+      <w:r>
+        <w:rPr>
+          <w:sz w:val="20"/>
+          <w:szCs w:val="20"/>
+        </w:rPr>
+        <w:t xml:space="preserve">Q3 FY27 first UAE asset exit plus first NiYAM AIF deployment tranche - a real test of whether the FY27 growth guidance is credible</w:t>
+      </w:r>
+      <w:r>
+        <w:rPr>
+          <w:color w:val="666666"/>
+          <w:sz w:val="18"/>
+          <w:szCs w:val="18"/>
+        </w:rPr>
+        <w:t xml:space="preserve"> (window ~6M from 2026-09-18; dated; evidence med; pending)</w:t>
       </w:r>
     </w:p>
     <w:p>
@@ -358,107 +2017,1253 @@
         <w:spacing w:after="120" w:before="280"/>
       </w:pPr>
       <w:r>
-        <w:t xml:space="preserve">Bull Case</w:t>
-      </w:r>
-    </w:p>
-    <w:p>
-      <w:pPr>
-        <w:pStyle w:val="ListParagraph"/>
-        <w:numPr>
-          <w:ilvl w:val="0"/>
-          <w:numId w:val="1"/>
-        </w:numPr>
-        <w:spacing w:after="60"/>
-      </w:pPr>
-      <w:r>
-        <w:t xml:space="preserve">High ROE (~20%) and ROCE (~25.6%) with near-zero leverage (D/E ~0.06) - a genuinely clean balance sheet</w:t>
-      </w:r>
-    </w:p>
-    <w:p>
-      <w:pPr>
-        <w:pStyle w:val="ListParagraph"/>
-        <w:numPr>
-          <w:ilvl w:val="0"/>
-          <w:numId w:val="1"/>
-        </w:numPr>
-        <w:spacing w:after="60"/>
-      </w:pPr>
-      <w:r>
-        <w:t xml:space="preserve">Operates in a real, large India-specific tailwind: the fast-growing AIF/private-credit and SME-credit-gap industries</w:t>
-      </w:r>
-    </w:p>
-    <w:p>
-      <w:pPr>
-        <w:pStyle w:val="ListParagraph"/>
-        <w:numPr>
-          <w:ilvl w:val="0"/>
-          <w:numId w:val="1"/>
-        </w:numPr>
-        <w:spacing w:after="60"/>
-      </w:pPr>
-      <w:r>
-        <w:t xml:space="preserve">Asset-light, scalable fund-management/advisory model in principle</w:t>
-      </w:r>
-    </w:p>
+        <w:t xml:space="preserve">Ishmohit-Lens Checks (value chain · earnings quality · growth trajectory · management · quality metrics · track record · global-signal check)</w:t>
+      </w:r>
+    </w:p>
+    <w:p>
+      <w:pPr>
+        <w:spacing w:after="120"/>
+      </w:pPr>
+      <w:r>
+        <w:rPr>
+          <w:i/>
+          <w:iCs/>
+          <w:color w:val="666666"/>
+          <w:sz w:val="18"/>
+          <w:szCs w:val="18"/>
+        </w:rPr>
+        <w:t xml:space="preserve">Extra checks drawn from @ishmohit1 / SOIC methodology (playbook/ishmohit-soic-style.md): where the company sits in its value chain and what the supply side is doing, whether a margin/PAT inflection is structural or a cyclical peak, the rate-of-change of growth vs. what the multiple demands, and management quality as a positive attribute.</w:t>
+      </w:r>
+    </w:p>
+    <w:p>
+      <w:pPr>
+        <w:spacing w:after="120"/>
+      </w:pPr>
+      <w:r>
+        <w:rPr>
+          <w:b/>
+          <w:bCs/>
+          <w:sz w:val="20"/>
+          <w:szCs w:val="20"/>
+        </w:rPr>
+        <w:t xml:space="preserve">Value chain &amp; supply side:</w:t>
+      </w:r>
+    </w:p>
+    <w:tbl>
+      <w:tblPr>
+        <w:tblW w:type="dxa" w:w="9000"/>
+        <w:tblBorders>
+          <w:top w:val="single" w:color="auto" w:sz="4"/>
+          <w:left w:val="single" w:color="auto" w:sz="4"/>
+          <w:bottom w:val="single" w:color="auto" w:sz="4"/>
+          <w:right w:val="single" w:color="auto" w:sz="4"/>
+          <w:insideH w:val="single" w:color="auto" w:sz="4"/>
+          <w:insideV w:val="single" w:color="auto" w:sz="4"/>
+        </w:tblBorders>
+      </w:tblPr>
+      <w:tblGrid>
+        <w:gridCol w:w="3200"/>
+        <w:gridCol w:w="5800"/>
+      </w:tblGrid>
+      <w:tr>
+        <w:tc>
+          <w:tcPr>
+            <w:tcW w:type="dxa" w:w="3200"/>
+            <w:shd w:fill="F2F2F2" w:val="clear"/>
+          </w:tcPr>
+          <w:p>
+            <w:r>
+              <w:rPr>
+                <w:b/>
+                <w:bCs/>
+              </w:rPr>
+              <w:t xml:space="preserve">Theme</w:t>
+            </w:r>
+          </w:p>
+        </w:tc>
+        <w:tc>
+          <w:tcPr>
+            <w:tcW w:type="dxa" w:w="5800"/>
+          </w:tcPr>
+          <w:p>
+            <w:r>
+              <w:t xml:space="preserve">India/UAE AIF, private-credit and SME-credit-gap fund management, plus (post-Aug-2025) urban-infrastructure EPC via NCCCL</w:t>
+            </w:r>
+          </w:p>
+        </w:tc>
+      </w:tr>
+      <w:tr>
+        <w:tc>
+          <w:tcPr>
+            <w:tcW w:type="dxa" w:w="3200"/>
+            <w:shd w:fill="F2F2F2" w:val="clear"/>
+          </w:tcPr>
+          <w:p>
+            <w:r>
+              <w:rPr>
+                <w:b/>
+                <w:bCs/>
+              </w:rPr>
+              <w:t xml:space="preserve">This company's position</w:t>
+            </w:r>
+          </w:p>
+        </w:tc>
+        <w:tc>
+          <w:tcPr>
+            <w:tcW w:type="dxa" w:w="5800"/>
+          </w:tcPr>
+          <w:p>
+            <w:r>
+              <w:t xml:space="preserve">Started as a fund-management/transaction-advisory platform; now also majority (54%) owner of NCCCL, an 80-year-old legacy EPC construction company - two structurally different businesses under one listed entity</w:t>
+            </w:r>
+          </w:p>
+        </w:tc>
+      </w:tr>
+      <w:tr>
+        <w:tc>
+          <w:tcPr>
+            <w:tcW w:type="dxa" w:w="3200"/>
+            <w:shd w:fill="F2F2F2" w:val="clear"/>
+          </w:tcPr>
+          <w:p>
+            <w:r>
+              <w:rPr>
+                <w:b/>
+                <w:bCs/>
+              </w:rPr>
+              <w:t xml:space="preserve">Bottleneck node (pricing power)</w:t>
+            </w:r>
+          </w:p>
+        </w:tc>
+        <w:tc>
+          <w:tcPr>
+            <w:tcW w:type="dxa" w:w="5800"/>
+          </w:tcPr>
+          <w:p>
+            <w:r>
+              <w:t xml:space="preserve">Integration risk between an asset-light advisory business and a capital-intensive, working-capital-heavy EPC business; promoter-pledge/key-man risk layered on top</w:t>
+            </w:r>
+          </w:p>
+        </w:tc>
+      </w:tr>
+      <w:tr>
+        <w:tc>
+          <w:tcPr>
+            <w:tcW w:type="dxa" w:w="3200"/>
+            <w:shd w:fill="F2F2F2" w:val="clear"/>
+          </w:tcPr>
+          <w:p>
+            <w:r>
+              <w:rPr>
+                <w:b/>
+                <w:bCs/>
+              </w:rPr>
+              <w:t xml:space="preserve">Supply-side status</w:t>
+            </w:r>
+          </w:p>
+        </w:tc>
+        <w:tc>
+          <w:tcPr>
+            <w:tcW w:type="dxa" w:w="5800"/>
+          </w:tcPr>
+          <w:p>
+            <w:r>
+              <w:t xml:space="preserve">unclear</w:t>
+            </w:r>
+          </w:p>
+        </w:tc>
+      </w:tr>
+      <w:tr>
+        <w:tc>
+          <w:tcPr>
+            <w:tcW w:type="dxa" w:w="3200"/>
+            <w:shd w:fill="F2F2F2" w:val="clear"/>
+          </w:tcPr>
+          <w:p>
+            <w:r>
+              <w:rPr>
+                <w:b/>
+                <w:bCs/>
+              </w:rPr>
+              <w:t xml:space="preserve">Adjacent-node peers</w:t>
+            </w:r>
+          </w:p>
+        </w:tc>
+        <w:tc>
+          <w:tcPr>
+            <w:tcW w:type="dxa" w:w="5800"/>
+          </w:tcPr>
+          <w:p>
+            <w:r>
+              <w:t xml:space="preserve">360 ONE WAM, IIFL Alternatives/Wealth, large listed EPC names (for the NCCCL side, e.g. NCC Ltd, PSP Projects)</w:t>
+            </w:r>
+          </w:p>
+        </w:tc>
+      </w:tr>
+    </w:tbl>
+    <w:p>
+      <w:pPr>
+        <w:spacing w:after="120"/>
+      </w:pPr>
+      <w:r>
+        <w:rPr>
+          <w:color w:val="666666"/>
+          <w:sz w:val="18"/>
+          <w:szCs w:val="18"/>
+        </w:rPr>
+        <w:t xml:space="preserve">The listed entity is no longer a pure-play on the AIF/private-credit tailwind - the FY26 NCCCL acquisition makes it a hybrid financial-services-plus-EPC-construction platform, which complicates a clean 'asset-light scalable fund manager' read and is the main reason tam/moat are marked weak despite the real underlying tailwind.</w:t>
+      </w:r>
+    </w:p>
+    <w:p>
+      <w:pPr>
+        <w:spacing w:after="60" w:before="120"/>
+      </w:pPr>
+      <w:r>
+        <w:rPr>
+          <w:b/>
+          <w:bCs/>
+          <w:sz w:val="20"/>
+          <w:szCs w:val="20"/>
+        </w:rPr>
+        <w:t xml:space="preserve">Earnings quality: </w:t>
+      </w:r>
+      <w:r>
+        <w:rPr>
+          <w:sz w:val="20"/>
+          <w:szCs w:val="20"/>
+        </w:rPr>
+        <w:t xml:space="preserve">margin driver mixed</w:t>
+      </w:r>
+      <w:r>
+        <w:rPr>
+          <w:b/>
+          <w:bCs/>
+          <w:color w:val="A32020"/>
+          <w:sz w:val="20"/>
+          <w:szCs w:val="20"/>
+        </w:rPr>
+        <w:t xml:space="preserve"/>
+      </w:r>
+    </w:p>
+    <w:p>
+      <w:pPr>
+        <w:spacing w:after="120"/>
+      </w:pPr>
+      <w:r>
+        <w:rPr>
+          <w:color w:val="666666"/>
+          <w:sz w:val="18"/>
+          <w:szCs w:val="18"/>
+        </w:rPr>
+        <w:t xml:space="preserve">Drivers: Core advisory/fund-management EBITDA margin ~70.5% (FY26) - genuinely structural, asset-light; NCCCL EPC consolidation drags the blended/consolidated margin down sharply (Q1 FY27 consolidated EBITDA margin ~17% on Rs185cr revenue, PAT margin ~6.6%) - a mix-shift, not a structural change in the core business; Owners'-attributable consolidated PAT fell YoY in Q1 FY27 (~Rs11.28cr, ~-30% YoY per press coverage) even as consolidated revenue grew several-fold - revenue growth is not yet converting to owner profit growth.</w:t>
+      </w:r>
+    </w:p>
+    <w:p>
+      <w:pPr>
+        <w:spacing w:after="120"/>
+      </w:pPr>
+      <w:r>
+        <w:rPr>
+          <w:color w:val="666666"/>
+          <w:sz w:val="18"/>
+          <w:szCs w:val="18"/>
+        </w:rPr>
+        <w:t xml:space="preserve">The core (pre-NCCCL) business remains genuinely high-margin; the consolidated numbers investors now see are structurally lower-margin going forward because of the EPC mix, not because the core business's margin normalised down from an unsustainable peak.</w:t>
+      </w:r>
+    </w:p>
+    <w:p>
+      <w:pPr>
+        <w:spacing w:after="60" w:before="120"/>
+      </w:pPr>
+      <w:r>
+        <w:rPr>
+          <w:b/>
+          <w:bCs/>
+          <w:sz w:val="20"/>
+          <w:szCs w:val="20"/>
+        </w:rPr>
+        <w:t xml:space="preserve">Growth trajectory: </w:t>
+      </w:r>
+      <w:r>
+        <w:rPr>
+          <w:b w:val="false"/>
+          <w:bCs w:val="false"/>
+          <w:sz w:val="20"/>
+          <w:szCs w:val="20"/>
+        </w:rPr>
+        <w:t xml:space="preserve">YoY growth rate is lumpy</w:t>
+      </w:r>
+    </w:p>
+    <w:p>
+      <w:pPr>
+        <w:spacing w:after="120"/>
+      </w:pPr>
+      <w:r>
+        <w:rPr>
+          <w:color w:val="666666"/>
+          <w:sz w:val="18"/>
+          <w:szCs w:val="18"/>
+        </w:rPr>
+        <w:t xml:space="preserve">Consolidated revenue exploded YoY (Q1 FY27 ~Rs185cr) almost entirely from the Aug-2025 NCCCL consolidation, not organic growth. Owners'-attributable PAT nonetheless fell YoY in the same quarter (~Rs11.28cr, ~-30% YoY per press coverage) even as core-business EBITDA grew a healthy +17.1% QoQ to Rs16.97cr. NCCCL's own order intake was lumpy-by-nature (Rs1,089cr in Q1 FY27 alone, work-in-hand ~Rs1,833cr FY26) - an EPC order-book business, appropriately read as lumpy/neutral rather than a clean growth trend.</w:t>
+      </w:r>
+    </w:p>
+    <w:p>
+      <w:pPr>
+        <w:spacing w:after="120"/>
+      </w:pPr>
+      <w:r>
+        <w:rPr>
+          <w:color w:val="666666"/>
+          <w:sz w:val="18"/>
+          <w:szCs w:val="18"/>
+        </w:rPr>
+        <w:t xml:space="preserve">Reverse P/E: At a post-crash ~5.4x trailing P/E (price ~Rs152 vs a 52-week high ~Rs384-435), the market is pricing in very little growth or heavily discounting the pledge/dilution/diversification concerns. If the core fund-management engine re-rates on its own high-margin merits the multiple has real room to expand; if the market is instead correctly discounting NCCCL as a value-diluting diversification plus the governance flag, the low multiple may already be appropriate rather than cheap.</w:t>
+      </w:r>
+    </w:p>
+    <w:p>
+      <w:pPr>
+        <w:spacing w:after="120"/>
+      </w:pPr>
+      <w:r>
+        <w:rPr>
+          <w:b/>
+          <w:bCs/>
+          <w:sz w:val="20"/>
+          <w:szCs w:val="20"/>
+        </w:rPr>
+        <w:t xml:space="preserve">Management quality (TVGP's "P"):</w:t>
+      </w:r>
+    </w:p>
+    <w:tbl>
+      <w:tblPr>
+        <w:tblW w:type="dxa" w:w="9000"/>
+        <w:tblBorders>
+          <w:top w:val="single" w:color="auto" w:sz="4"/>
+          <w:left w:val="single" w:color="auto" w:sz="4"/>
+          <w:bottom w:val="single" w:color="auto" w:sz="4"/>
+          <w:right w:val="single" w:color="auto" w:sz="4"/>
+          <w:insideH w:val="single" w:color="auto" w:sz="4"/>
+          <w:insideV w:val="single" w:color="auto" w:sz="4"/>
+        </w:tblBorders>
+      </w:tblPr>
+      <w:tblGrid>
+        <w:gridCol w:w="3200"/>
+        <w:gridCol w:w="5800"/>
+      </w:tblGrid>
+      <w:tr>
+        <w:tc>
+          <w:tcPr>
+            <w:tcW w:type="dxa" w:w="3200"/>
+            <w:shd w:fill="F2F2F2" w:val="clear"/>
+          </w:tcPr>
+          <w:p>
+            <w:r>
+              <w:rPr>
+                <w:b/>
+                <w:bCs/>
+              </w:rPr>
+              <w:t xml:space="preserve">Assessment</w:t>
+            </w:r>
+          </w:p>
+        </w:tc>
+        <w:tc>
+          <w:tcPr>
+            <w:tcW w:type="dxa" w:w="5800"/>
+          </w:tcPr>
+          <w:p>
+            <w:r>
+              <w:t xml:space="preserve">concern</w:t>
+            </w:r>
+          </w:p>
+        </w:tc>
+      </w:tr>
+      <w:tr>
+        <w:tc>
+          <w:tcPr>
+            <w:tcW w:type="dxa" w:w="3200"/>
+            <w:shd w:fill="F2F2F2" w:val="clear"/>
+          </w:tcPr>
+          <w:p>
+            <w:r>
+              <w:rPr>
+                <w:b/>
+                <w:bCs/>
+              </w:rPr>
+              <w:t xml:space="preserve">Capital allocation</w:t>
+            </w:r>
+          </w:p>
+        </w:tc>
+        <w:tc>
+          <w:tcPr>
+            <w:tcW w:type="dxa" w:w="5800"/>
+          </w:tcPr>
+          <w:p>
+            <w:r>
+              <w:t xml:space="preserve">FY26's largest capital-allocation decision was the ~Rs70cr, 54%-stake acquisition of NCCCL, a legacy EPC/construction company - a genuine diversification away from the asset-light fund-management model, funded partly via promoter-share-pledge-backed borrowing through Nisus Finance Projects LLP. Simultaneously pursuing a Rs2,500cr NiYAM AIF and an SM REIT registration - several large, capital-committing initiatives at once for a still-small platform, with no multi-year track record yet on returns. (unclear)</w:t>
+            </w:r>
+          </w:p>
+        </w:tc>
+      </w:tr>
+      <w:tr>
+        <w:tc>
+          <w:tcPr>
+            <w:tcW w:type="dxa" w:w="3200"/>
+            <w:shd w:fill="F2F2F2" w:val="clear"/>
+          </w:tcPr>
+          <w:p>
+            <w:r>
+              <w:rPr>
+                <w:b/>
+                <w:bCs/>
+              </w:rPr>
+              <w:t xml:space="preserve">Related-party trend</w:t>
+            </w:r>
+          </w:p>
+        </w:tc>
+        <w:tc>
+          <w:tcPr>
+            <w:tcW w:type="dxa" w:w="5800"/>
+          </w:tcPr>
+          <w:p>
+            <w:r>
+              <w:t xml:space="preserve">concerning</w:t>
+            </w:r>
+          </w:p>
+        </w:tc>
+      </w:tr>
+      <w:tr>
+        <w:tc>
+          <w:tcPr>
+            <w:tcW w:type="dxa" w:w="3200"/>
+            <w:shd w:fill="F2F2F2" w:val="clear"/>
+          </w:tcPr>
+          <w:p>
+            <w:r>
+              <w:rPr>
+                <w:b/>
+                <w:bCs/>
+              </w:rPr>
+              <w:t xml:space="preserve">Guidance credibility</w:t>
+            </w:r>
+          </w:p>
+        </w:tc>
+        <w:tc>
+          <w:tcPr>
+            <w:tcW w:type="dxa" w:w="5800"/>
+          </w:tcPr>
+          <w:p>
+            <w:r>
+              <w:t xml:space="preserve">no-track-record</w:t>
+            </w:r>
+          </w:p>
+        </w:tc>
+      </w:tr>
+      <w:tr>
+        <w:tc>
+          <w:tcPr>
+            <w:tcW w:type="dxa" w:w="3200"/>
+            <w:shd w:fill="F2F2F2" w:val="clear"/>
+          </w:tcPr>
+          <w:p>
+            <w:r>
+              <w:rPr>
+                <w:b/>
+                <w:bCs/>
+              </w:rPr>
+              <w:t xml:space="preserve">Shareholder returns</w:t>
+            </w:r>
+          </w:p>
+        </w:tc>
+        <w:tc>
+          <w:tcPr>
+            <w:tcW w:type="dxa" w:w="5800"/>
+          </w:tcPr>
+          <w:p>
+            <w:r>
+              <w:t xml:space="preserve">none</w:t>
+            </w:r>
+          </w:p>
+        </w:tc>
+      </w:tr>
+      <w:tr>
+        <w:tc>
+          <w:tcPr>
+            <w:tcW w:type="dxa" w:w="3200"/>
+            <w:shd w:fill="F2F2F2" w:val="clear"/>
+          </w:tcPr>
+          <w:p>
+            <w:r>
+              <w:rPr>
+                <w:b/>
+                <w:bCs/>
+              </w:rPr>
+              <w:t xml:space="preserve">Capability ladder / VAP</w:t>
+            </w:r>
+          </w:p>
+        </w:tc>
+        <w:tc>
+          <w:tcPr>
+            <w:tcW w:type="dxa" w:w="5800"/>
+          </w:tcPr>
+          <w:p>
+            <w:r>
+              <w:t xml:space="preserve">Explicit stated ambition to build an 'end-to-end urban infrastructure platform' combining financial services and EPC construction execution (NCCCL) - a capability-ladder claim, but one that moves toward capital-intensive EPC rather than up the value curve within the original fund-management business.</w:t>
+            </w:r>
+          </w:p>
+        </w:tc>
+      </w:tr>
+    </w:tbl>
+    <w:p>
+      <w:pPr>
+        <w:spacing w:after="120"/>
+      </w:pPr>
+      <w:r>
+        <w:rPr>
+          <w:b/>
+          <w:bCs/>
+          <w:sz w:val="20"/>
+          <w:szCs w:val="20"/>
+        </w:rPr>
+        <w:t xml:space="preserve">Quality metrics (ROCE · debt · FCF · margin · capex):</w:t>
+      </w:r>
+    </w:p>
+    <w:tbl>
+      <w:tblPr>
+        <w:tblW w:type="dxa" w:w="9000"/>
+        <w:tblBorders>
+          <w:top w:val="single" w:color="auto" w:sz="4"/>
+          <w:left w:val="single" w:color="auto" w:sz="4"/>
+          <w:bottom w:val="single" w:color="auto" w:sz="4"/>
+          <w:right w:val="single" w:color="auto" w:sz="4"/>
+          <w:insideH w:val="single" w:color="auto" w:sz="4"/>
+          <w:insideV w:val="single" w:color="auto" w:sz="4"/>
+        </w:tblBorders>
+      </w:tblPr>
+      <w:tblGrid>
+        <w:gridCol w:w="3200"/>
+        <w:gridCol w:w="5800"/>
+      </w:tblGrid>
+      <w:tr>
+        <w:tc>
+          <w:tcPr>
+            <w:tcW w:type="dxa" w:w="3200"/>
+            <w:shd w:fill="F2F2F2" w:val="clear"/>
+          </w:tcPr>
+          <w:p>
+            <w:r>
+              <w:rPr>
+                <w:b/>
+                <w:bCs/>
+              </w:rPr>
+              <w:t xml:space="preserve">Assessment</w:t>
+            </w:r>
+          </w:p>
+        </w:tc>
+        <w:tc>
+          <w:tcPr>
+            <w:tcW w:type="dxa" w:w="5800"/>
+          </w:tcPr>
+          <w:p>
+            <w:r>
+              <w:t xml:space="preserve">concern</w:t>
+            </w:r>
+          </w:p>
+        </w:tc>
+      </w:tr>
+      <w:tr>
+        <w:tc>
+          <w:tcPr>
+            <w:tcW w:type="dxa" w:w="3200"/>
+            <w:shd w:fill="F2F2F2" w:val="clear"/>
+          </w:tcPr>
+          <w:p>
+            <w:r>
+              <w:rPr>
+                <w:b/>
+                <w:bCs/>
+              </w:rPr>
+              <w:t xml:space="preserve">ROCE</w:t>
+            </w:r>
+          </w:p>
+        </w:tc>
+        <w:tc>
+          <w:tcPr>
+            <w:tcW w:type="dxa" w:w="5800"/>
+          </w:tcPr>
+          <w:p>
+            <w:r>
+              <w:t xml:space="preserve">37.7% (unclear)</w:t>
+            </w:r>
+          </w:p>
+        </w:tc>
+      </w:tr>
+      <w:tr>
+        <w:tc>
+          <w:tcPr>
+            <w:tcW w:type="dxa" w:w="3200"/>
+            <w:shd w:fill="F2F2F2" w:val="clear"/>
+          </w:tcPr>
+          <w:p>
+            <w:r>
+              <w:rPr>
+                <w:b/>
+                <w:bCs/>
+              </w:rPr>
+              <w:t xml:space="preserve">Leverage</w:t>
+            </w:r>
+          </w:p>
+        </w:tc>
+        <w:tc>
+          <w:tcPr>
+            <w:tcW w:type="dxa" w:w="5800"/>
+          </w:tcPr>
+          <w:p>
+            <w:r>
+              <w:t xml:space="preserve">—</w:t>
+            </w:r>
+          </w:p>
+        </w:tc>
+      </w:tr>
+      <w:tr>
+        <w:tc>
+          <w:tcPr>
+            <w:tcW w:type="dxa" w:w="3200"/>
+            <w:shd w:fill="F2F2F2" w:val="clear"/>
+          </w:tcPr>
+          <w:p>
+            <w:r>
+              <w:rPr>
+                <w:b/>
+                <w:bCs/>
+              </w:rPr>
+              <w:t xml:space="preserve">FCF conversion</w:t>
+            </w:r>
+          </w:p>
+        </w:tc>
+        <w:tc>
+          <w:tcPr>
+            <w:tcW w:type="dxa" w:w="5800"/>
+          </w:tcPr>
+          <w:p>
+            <w:r>
+              <w:t xml:space="preserve">—</w:t>
+            </w:r>
+          </w:p>
+        </w:tc>
+      </w:tr>
+      <w:tr>
+        <w:tc>
+          <w:tcPr>
+            <w:tcW w:type="dxa" w:w="3200"/>
+            <w:shd w:fill="F2F2F2" w:val="clear"/>
+          </w:tcPr>
+          <w:p>
+            <w:r>
+              <w:rPr>
+                <w:b/>
+                <w:bCs/>
+              </w:rPr>
+              <w:t xml:space="preserve">Margin trend</w:t>
+            </w:r>
+          </w:p>
+        </w:tc>
+        <w:tc>
+          <w:tcPr>
+            <w:tcW w:type="dxa" w:w="5800"/>
+          </w:tcPr>
+          <w:p>
+            <w:r>
+              <w:t xml:space="preserve">contracting</w:t>
+            </w:r>
+          </w:p>
+        </w:tc>
+      </w:tr>
+      <w:tr>
+        <w:tc>
+          <w:tcPr>
+            <w:tcW w:type="dxa" w:w="3200"/>
+            <w:shd w:fill="F2F2F2" w:val="clear"/>
+          </w:tcPr>
+          <w:p>
+            <w:r>
+              <w:rPr>
+                <w:b/>
+                <w:bCs/>
+              </w:rPr>
+              <w:t xml:space="preserve">Capex efficiency</w:t>
+            </w:r>
+          </w:p>
+        </w:tc>
+        <w:tc>
+          <w:tcPr>
+            <w:tcW w:type="dxa" w:w="5800"/>
+          </w:tcPr>
+          <w:p>
+            <w:r>
+              <w:t xml:space="preserve">unclear</w:t>
+            </w:r>
+          </w:p>
+        </w:tc>
+      </w:tr>
+    </w:tbl>
     <w:p>
       <w:pPr>
         <w:pStyle w:val="Heading1"/>
         <w:spacing w:after="120" w:before="280"/>
       </w:pPr>
       <w:r>
-        <w:t xml:space="preserve">Bear Case / Key Risks</w:t>
-      </w:r>
-    </w:p>
-    <w:p>
-      <w:pPr>
-        <w:pStyle w:val="ListParagraph"/>
-        <w:numPr>
-          <w:ilvl w:val="0"/>
-          <w:numId w:val="1"/>
-        </w:numPr>
-        <w:spacing w:after="60"/>
-      </w:pPr>
-      <w:r>
-        <w:t xml:space="preserve">Headline 118% YoY revenue growth is 'largely attributed to strategic acquisitions', not organic scaling - integration risk and less repeatable than fee/AUM-driven organic growth</w:t>
-      </w:r>
-    </w:p>
-    <w:p>
-      <w:pPr>
-        <w:pStyle w:val="ListParagraph"/>
-        <w:numPr>
-          <w:ilvl w:val="0"/>
-          <w:numId w:val="1"/>
-        </w:numPr>
-        <w:spacing w:after="60"/>
-      </w:pPr>
-      <w:r>
-        <w:t xml:space="preserve">People-business/key-man risk typical of transaction-advisory and fund-management franchises - limited structural moat beyond track record and relationships</w:t>
-      </w:r>
-    </w:p>
-    <w:p>
-      <w:pPr>
-        <w:pStyle w:val="ListParagraph"/>
-        <w:numPr>
-          <w:ilvl w:val="0"/>
-          <w:numId w:val="1"/>
-        </w:numPr>
-        <w:spacing w:after="60"/>
-      </w:pPr>
-      <w:r>
-        <w:t xml:space="preserve">P/E ~28x is not obviously cheap once the acquisition-driven growth caveat is priced in</w:t>
-      </w:r>
-    </w:p>
-    <w:p>
-      <w:pPr>
-        <w:pStyle w:val="ListParagraph"/>
-        <w:numPr>
-          <w:ilvl w:val="0"/>
-          <w:numId w:val="1"/>
-        </w:numPr>
-        <w:spacing w:after="60"/>
-      </w:pPr>
-      <w:r>
-        <w:t xml:space="preserve">No dedicated ValuePickr thread found to corroborate community due diligence - only an incidental mention in an unrelated megathread</w:t>
+        <w:t xml:space="preserve">Fundamentals-Gap Checks (shareholding · working capital · sector KPIs · scenario analysis)</w:t>
+      </w:r>
+    </w:p>
+    <w:p>
+      <w:pPr>
+        <w:spacing w:after="120"/>
+      </w:pPr>
+      <w:r>
+        <w:rPr>
+          <w:i/>
+          <w:iCs/>
+          <w:color w:val="666666"/>
+          <w:sz w:val="18"/>
+          <w:szCs w:val="18"/>
+        </w:rPr>
+        <w:t xml:space="preserve">Extra fundamentals extracted from the same filings — informational only, not yet consumed by any scoring script.</w:t>
+      </w:r>
+    </w:p>
+    <w:p>
+      <w:pPr>
+        <w:spacing w:after="120"/>
+      </w:pPr>
+      <w:r>
+        <w:rPr>
+          <w:b/>
+          <w:bCs/>
+          <w:sz w:val="20"/>
+          <w:szCs w:val="20"/>
+        </w:rPr>
+        <w:t xml:space="preserve">Shareholding pattern:</w:t>
+      </w:r>
+    </w:p>
+    <w:tbl>
+      <w:tblPr>
+        <w:tblW w:type="dxa" w:w="9000"/>
+        <w:tblBorders>
+          <w:top w:val="single" w:color="auto" w:sz="4"/>
+          <w:left w:val="single" w:color="auto" w:sz="4"/>
+          <w:bottom w:val="single" w:color="auto" w:sz="4"/>
+          <w:right w:val="single" w:color="auto" w:sz="4"/>
+          <w:insideH w:val="single" w:color="auto" w:sz="4"/>
+          <w:insideV w:val="single" w:color="auto" w:sz="4"/>
+        </w:tblBorders>
+      </w:tblPr>
+      <w:tblGrid>
+        <w:gridCol w:w="3200"/>
+        <w:gridCol w:w="5800"/>
+      </w:tblGrid>
+      <w:tr>
+        <w:tc>
+          <w:tcPr>
+            <w:tcW w:type="dxa" w:w="3200"/>
+            <w:shd w:fill="F2F2F2" w:val="clear"/>
+          </w:tcPr>
+          <w:p>
+            <w:r>
+              <w:rPr>
+                <w:b/>
+                <w:bCs/>
+              </w:rPr>
+              <w:t xml:space="preserve">Promoter %</w:t>
+            </w:r>
+          </w:p>
+        </w:tc>
+        <w:tc>
+          <w:tcPr>
+            <w:tcW w:type="dxa" w:w="5800"/>
+          </w:tcPr>
+          <w:p>
+            <w:r>
+              <w:t xml:space="preserve">73.98% (stable)</w:t>
+            </w:r>
+          </w:p>
+        </w:tc>
+      </w:tr>
+      <w:tr>
+        <w:tc>
+          <w:tcPr>
+            <w:tcW w:type="dxa" w:w="3200"/>
+            <w:shd w:fill="F2F2F2" w:val="clear"/>
+          </w:tcPr>
+          <w:p>
+            <w:r>
+              <w:rPr>
+                <w:b/>
+                <w:bCs/>
+              </w:rPr>
+              <w:t xml:space="preserve">Pledge %</w:t>
+            </w:r>
+          </w:p>
+        </w:tc>
+        <w:tc>
+          <w:tcPr>
+            <w:tcW w:type="dxa" w:w="5800"/>
+          </w:tcPr>
+          <w:p>
+            <w:r>
+              <w:t xml:space="preserve">22.4% (falling)</w:t>
+            </w:r>
+          </w:p>
+        </w:tc>
+      </w:tr>
+      <w:tr>
+        <w:tc>
+          <w:tcPr>
+            <w:tcW w:type="dxa" w:w="3200"/>
+            <w:shd w:fill="F2F2F2" w:val="clear"/>
+          </w:tcPr>
+          <w:p>
+            <w:r>
+              <w:rPr>
+                <w:b/>
+                <w:bCs/>
+              </w:rPr>
+              <w:t xml:space="preserve">FII/DII %</w:t>
+            </w:r>
+          </w:p>
+        </w:tc>
+        <w:tc>
+          <w:tcPr>
+            <w:tcW w:type="dxa" w:w="5800"/>
+          </w:tcPr>
+          <w:p>
+            <w:r>
+              <w:t xml:space="preserve">—</w:t>
+            </w:r>
+          </w:p>
+        </w:tc>
+      </w:tr>
+      <w:tr>
+        <w:tc>
+          <w:tcPr>
+            <w:tcW w:type="dxa" w:w="3200"/>
+            <w:shd w:fill="F2F2F2" w:val="clear"/>
+          </w:tcPr>
+          <w:p>
+            <w:r>
+              <w:rPr>
+                <w:b/>
+                <w:bCs/>
+              </w:rPr>
+              <w:t xml:space="preserve">Quarters checked</w:t>
+            </w:r>
+          </w:p>
+        </w:tc>
+        <w:tc>
+          <w:tcPr>
+            <w:tcW w:type="dxa" w:w="5800"/>
+          </w:tcPr>
+          <w:p>
+            <w:r>
+              <w:t xml:space="preserve">Mar-2026, Jun-2026, Aug-2026 (post-release)</w:t>
+            </w:r>
+          </w:p>
+        </w:tc>
+      </w:tr>
+    </w:tbl>
+    <w:p>
+      <w:pPr>
+        <w:spacing w:after="120"/>
+      </w:pPr>
+      <w:r>
+        <w:rPr>
+          <w:color w:val="666666"/>
+          <w:sz w:val="18"/>
+          <w:szCs w:val="18"/>
+        </w:rPr>
+        <w:t xml:space="preserve">pledge_pct given as % of TOTAL capital (~53.47 lakh shares as of Aug-2026, post a partial release of 3.1 lakh shares); as a % of promoter holding alone this is ~30% (peaked ~32% in Mar-2026). Promoter holding itself has stayed broadly stable/high (~73.7-74.0%), not falling, so the strict 'concurrent' combination doesn't apply - but the pledge was raised specifically to fund a loan to promoter-affiliated Nisus Finance Projects LLP, which is the basis for the HIGH CAUTION red_flag_tier set this pass.</w:t>
+      </w:r>
+    </w:p>
+    <w:p>
+      <w:pPr>
+        <w:spacing w:after="120"/>
+      </w:pPr>
+      <w:r>
+        <w:rPr>
+          <w:b/>
+          <w:bCs/>
+          <w:sz w:val="20"/>
+          <w:szCs w:val="20"/>
+        </w:rPr>
+        <w:t xml:space="preserve">Working capital:</w:t>
+      </w:r>
+    </w:p>
+    <w:tbl>
+      <w:tblPr>
+        <w:tblW w:type="dxa" w:w="9000"/>
+        <w:tblBorders>
+          <w:top w:val="single" w:color="auto" w:sz="4"/>
+          <w:left w:val="single" w:color="auto" w:sz="4"/>
+          <w:bottom w:val="single" w:color="auto" w:sz="4"/>
+          <w:right w:val="single" w:color="auto" w:sz="4"/>
+          <w:insideH w:val="single" w:color="auto" w:sz="4"/>
+          <w:insideV w:val="single" w:color="auto" w:sz="4"/>
+        </w:tblBorders>
+      </w:tblPr>
+      <w:tblGrid>
+        <w:gridCol w:w="3200"/>
+        <w:gridCol w:w="5800"/>
+      </w:tblGrid>
+      <w:tr>
+        <w:tc>
+          <w:tcPr>
+            <w:tcW w:type="dxa" w:w="3200"/>
+            <w:shd w:fill="F2F2F2" w:val="clear"/>
+          </w:tcPr>
+          <w:p>
+            <w:r>
+              <w:rPr>
+                <w:b/>
+                <w:bCs/>
+              </w:rPr>
+              <w:t xml:space="preserve">Inventory days</w:t>
+            </w:r>
+          </w:p>
+        </w:tc>
+        <w:tc>
+          <w:tcPr>
+            <w:tcW w:type="dxa" w:w="5800"/>
+          </w:tcPr>
+          <w:p>
+            <w:r>
+              <w:t xml:space="preserve">—</w:t>
+            </w:r>
+          </w:p>
+        </w:tc>
+      </w:tr>
+      <w:tr>
+        <w:tc>
+          <w:tcPr>
+            <w:tcW w:type="dxa" w:w="3200"/>
+            <w:shd w:fill="F2F2F2" w:val="clear"/>
+          </w:tcPr>
+          <w:p>
+            <w:r>
+              <w:rPr>
+                <w:b/>
+                <w:bCs/>
+              </w:rPr>
+              <w:t xml:space="preserve">Receivable days</w:t>
+            </w:r>
+          </w:p>
+        </w:tc>
+        <w:tc>
+          <w:tcPr>
+            <w:tcW w:type="dxa" w:w="5800"/>
+          </w:tcPr>
+          <w:p>
+            <w:r>
+              <w:t xml:space="preserve">193</w:t>
+            </w:r>
+          </w:p>
+        </w:tc>
+      </w:tr>
+      <w:tr>
+        <w:tc>
+          <w:tcPr>
+            <w:tcW w:type="dxa" w:w="3200"/>
+            <w:shd w:fill="F2F2F2" w:val="clear"/>
+          </w:tcPr>
+          <w:p>
+            <w:r>
+              <w:rPr>
+                <w:b/>
+                <w:bCs/>
+              </w:rPr>
+              <w:t xml:space="preserve">Payable days</w:t>
+            </w:r>
+          </w:p>
+        </w:tc>
+        <w:tc>
+          <w:tcPr>
+            <w:tcW w:type="dxa" w:w="5800"/>
+          </w:tcPr>
+          <w:p>
+            <w:r>
+              <w:t xml:space="preserve">—</w:t>
+            </w:r>
+          </w:p>
+        </w:tc>
+      </w:tr>
+      <w:tr>
+        <w:tc>
+          <w:tcPr>
+            <w:tcW w:type="dxa" w:w="3200"/>
+            <w:shd w:fill="F2F2F2" w:val="clear"/>
+          </w:tcPr>
+          <w:p>
+            <w:r>
+              <w:rPr>
+                <w:b/>
+                <w:bCs/>
+              </w:rPr>
+              <w:t xml:space="preserve">Cash conversion cycle</w:t>
+            </w:r>
+          </w:p>
+        </w:tc>
+        <w:tc>
+          <w:tcPr>
+            <w:tcW w:type="dxa" w:w="5800"/>
+          </w:tcPr>
+          <w:p>
+            <w:r>
+              <w:t xml:space="preserve">—</w:t>
+            </w:r>
+          </w:p>
+        </w:tc>
+      </w:tr>
+      <w:tr>
+        <w:tc>
+          <w:tcPr>
+            <w:tcW w:type="dxa" w:w="3200"/>
+            <w:shd w:fill="F2F2F2" w:val="clear"/>
+          </w:tcPr>
+          <w:p>
+            <w:r>
+              <w:rPr>
+                <w:b/>
+                <w:bCs/>
+              </w:rPr>
+              <w:t xml:space="preserve">3y trend</w:t>
+            </w:r>
+          </w:p>
+        </w:tc>
+        <w:tc>
+          <w:tcPr>
+            <w:tcW w:type="dxa" w:w="5800"/>
+          </w:tcPr>
+          <w:p>
+            <w:r>
+              <w:t xml:space="preserve">unclear</w:t>
+            </w:r>
+          </w:p>
+        </w:tc>
+      </w:tr>
+      <w:tr>
+        <w:tc>
+          <w:tcPr>
+            <w:tcW w:type="dxa" w:w="3200"/>
+            <w:shd w:fill="F2F2F2" w:val="clear"/>
+          </w:tcPr>
+          <w:p>
+            <w:r>
+              <w:rPr>
+                <w:b/>
+                <w:bCs/>
+              </w:rPr>
+              <w:t xml:space="preserve">Vs sector</w:t>
+            </w:r>
+          </w:p>
+        </w:tc>
+        <w:tc>
+          <w:tcPr>
+            <w:tcW w:type="dxa" w:w="5800"/>
+          </w:tcPr>
+          <w:p>
+            <w:r>
+              <w:t xml:space="preserve">looser-than-sector</w:t>
+            </w:r>
+          </w:p>
+        </w:tc>
+      </w:tr>
+    </w:tbl>
+    <w:p>
+      <w:pPr>
+        <w:spacing w:after="120"/>
+      </w:pPr>
+      <w:r>
+        <w:rPr>
+          <w:color w:val="666666"/>
+          <w:sz w:val="18"/>
+          <w:szCs w:val="18"/>
+        </w:rPr>
+        <w:t xml:space="preserve">Debtor days of ~193 (screener) are notably elevated for a fund-management/advisory business - likely reflects fee-recognition timing and/or NCCCL's construction-billing cycle; paired with fast consolidated revenue growth this is a cash-drag risk worth watching, though not independently decomposed by segment this pass.</w:t>
+      </w:r>
+    </w:p>
+    <w:p>
+      <w:pPr>
+        <w:spacing w:after="120"/>
+      </w:pPr>
+      <w:r>
+        <w:rPr>
+          <w:b/>
+          <w:bCs/>
+          <w:sz w:val="20"/>
+          <w:szCs w:val="20"/>
+        </w:rPr>
+        <w:t xml:space="preserve">Sector KPIs:</w:t>
+      </w:r>
+    </w:p>
+    <w:p>
+      <w:pPr>
+        <w:pStyle w:val="ListParagraph"/>
+        <w:numPr>
+          <w:ilvl w:val="0"/>
+          <w:numId w:val="1"/>
+        </w:numPr>
+        <w:spacing w:after="60"/>
+      </w:pPr>
+      <w:r>
+        <w:t xml:space="preserve">Deployed AUM: Rs 2,631cr, +67% YoY (FY26) (improving) — Dubai AUM alone +223% YoY to Rs 1,516cr</w:t>
+      </w:r>
+    </w:p>
+    <w:p>
+      <w:pPr>
+        <w:pStyle w:val="ListParagraph"/>
+        <w:numPr>
+          <w:ilvl w:val="0"/>
+          <w:numId w:val="1"/>
+        </w:numPr>
+        <w:spacing w:after="60"/>
+      </w:pPr>
+      <w:r>
+        <w:t xml:space="preserve">Core business EBITDA margin: ~70.5% (FY26 core, pre-NCCCL-blend) (stable) — materially higher than the consolidated/blended margin post-NCCCL</w:t>
+      </w:r>
+    </w:p>
+    <w:p>
+      <w:pPr>
+        <w:pStyle w:val="ListParagraph"/>
+        <w:numPr>
+          <w:ilvl w:val="0"/>
+          <w:numId w:val="1"/>
+        </w:numPr>
+        <w:spacing w:after="60"/>
+      </w:pPr>
+      <w:r>
+        <w:t xml:space="preserve">NCCCL order book / intake: ~Rs 1,833cr work-in-hand (FY26); Rs 1,089cr fresh order intake in Q1 FY27 alone (improving) — EPC order-book metric - not applicable to the core advisory business</w:t>
+      </w:r>
+    </w:p>
+    <w:p>
+      <w:pPr>
+        <w:spacing w:after="120"/>
+      </w:pPr>
+      <w:r>
+        <w:rPr>
+          <w:b/>
+          <w:bCs/>
+          <w:sz w:val="20"/>
+          <w:szCs w:val="20"/>
+        </w:rPr>
+        <w:t xml:space="preserve">Scenario analysis (closest to: base):</w:t>
+      </w:r>
+    </w:p>
+    <w:tbl>
+      <w:tblPr>
+        <w:tblW w:type="dxa" w:w="9000"/>
+        <w:tblBorders>
+          <w:top w:val="single" w:color="auto" w:sz="4"/>
+          <w:left w:val="single" w:color="auto" w:sz="4"/>
+          <w:bottom w:val="single" w:color="auto" w:sz="4"/>
+          <w:right w:val="single" w:color="auto" w:sz="4"/>
+          <w:insideH w:val="single" w:color="auto" w:sz="4"/>
+          <w:insideV w:val="single" w:color="auto" w:sz="4"/>
+        </w:tblBorders>
+      </w:tblPr>
+      <w:tblGrid>
+        <w:gridCol w:w="3200"/>
+        <w:gridCol w:w="5800"/>
+      </w:tblGrid>
+      <w:tr>
+        <w:tc>
+          <w:tcPr>
+            <w:tcW w:type="dxa" w:w="3200"/>
+            <w:shd w:fill="F2F2F2" w:val="clear"/>
+          </w:tcPr>
+          <w:p>
+            <w:r>
+              <w:rPr>
+                <w:b/>
+                <w:bCs/>
+              </w:rPr>
+              <w:t xml:space="preserve">Bull</w:t>
+            </w:r>
+          </w:p>
+        </w:tc>
+        <w:tc>
+          <w:tcPr>
+            <w:tcW w:type="dxa" w:w="5800"/>
+          </w:tcPr>
+          <w:p>
+            <w:r>
+              <w:t xml:space="preserve">rev CAGR 35%, FY28 margin 9%, FY28 EPS 45, exit 11x, implied price 495 (+226% vs CMP)</w:t>
+            </w:r>
+          </w:p>
+        </w:tc>
+      </w:tr>
+      <w:tr>
+        <w:tc>
+          <w:tcPr>
+            <w:tcW w:type="dxa" w:w="3200"/>
+            <w:shd w:fill="F2F2F2" w:val="clear"/>
+          </w:tcPr>
+          <w:p>
+            <w:r>
+              <w:rPr>
+                <w:b/>
+                <w:bCs/>
+              </w:rPr>
+              <w:t xml:space="preserve">Base</w:t>
+            </w:r>
+          </w:p>
+        </w:tc>
+        <w:tc>
+          <w:tcPr>
+            <w:tcW w:type="dxa" w:w="5800"/>
+          </w:tcPr>
+          <w:p>
+            <w:r>
+              <w:t xml:space="preserve">rev CAGR 15%, FY28 margin 6%, FY28 EPS 24, exit 7x, implied price 168 (+11% vs CMP)</w:t>
+            </w:r>
+          </w:p>
+        </w:tc>
+      </w:tr>
+      <w:tr>
+        <w:tc>
+          <w:tcPr>
+            <w:tcW w:type="dxa" w:w="3200"/>
+            <w:shd w:fill="F2F2F2" w:val="clear"/>
+          </w:tcPr>
+          <w:p>
+            <w:r>
+              <w:rPr>
+                <w:b/>
+                <w:bCs/>
+              </w:rPr>
+              <w:t xml:space="preserve">Bear</w:t>
+            </w:r>
+          </w:p>
+        </w:tc>
+        <w:tc>
+          <w:tcPr>
+            <w:tcW w:type="dxa" w:w="5800"/>
+          </w:tcPr>
+          <w:p>
+            <w:r>
+              <w:t xml:space="preserve">rev CAGR 5%, FY28 margin 3%, FY28 EPS 10, exit 5x, implied price 50 (-67% vs CMP)</w:t>
+            </w:r>
+          </w:p>
+        </w:tc>
+      </w:tr>
+    </w:tbl>
+    <w:p>
+      <w:pPr>
+        <w:spacing w:after="120"/>
+      </w:pPr>
+      <w:r>
+        <w:rPr>
+          <w:color w:val="666666"/>
+          <w:sz w:val="18"/>
+          <w:szCs w:val="18"/>
+        </w:rPr>
+        <w:t xml:space="preserve">CMP (~Rs150-155) sits close to a base case assuming modest organic core-business growth plus a consolidated margin that stabilises (not improves) around 6% as NCCCL's lower-margin EPC revenue keeps diluting the blend - consistent with gap_direction 'partially-priced'. The bull case needs the core fund-management engine to re-rate on its own merits while NCCCL scales cleanly; the bear case assumes NCCCL execution problems and/or the promoter-pledge situation worsening. All figures are this pass's own rough estimates given a very short, M&amp;A-distorted reporting history - not broker consensus.</w:t>
       </w:r>
     </w:p>
     <w:p>
@@ -467,7 +3272,32 @@
         <w:spacing w:after="120" w:before="280"/>
       </w:pPr>
       <w:r>
-        <w:t xml:space="preserve">Market-Cap Tier (informational — not a gate in this project)</w:t>
+        <w:t xml:space="preserve">Technical Read (Weekly / Monthly MACD + Bollinger Bands, or RSI/CCI/Williams %R proxy)</w:t>
+      </w:r>
+    </w:p>
+    <w:p>
+      <w:pPr>
+        <w:spacing w:after="120"/>
+      </w:pPr>
+      <w:r>
+        <w:t xml:space="preserve">Stock down roughly 60% from its 52-week high (~Rs384-435) to ~Rs152, near the 52-week low (~Rs143) - a wide ~3x band reflecting small-cap/thin-float volatility, now compounded by the pledge/dilution/diversification concerns surfaced this pass. No weekly-EMA analysis performed this pass.</w:t>
+      </w:r>
+    </w:p>
+    <w:p>
+      <w:pPr>
+        <w:pStyle w:val="Heading1"/>
+        <w:spacing w:after="120" w:before="280"/>
+      </w:pPr>
+      <w:r>
+        <w:t xml:space="preserve">ValuePickr Community Signal</w:t>
+      </w:r>
+    </w:p>
+    <w:p>
+      <w:pPr>
+        <w:spacing w:after="120"/>
+      </w:pPr>
+      <w:r>
+        <w:t xml:space="preserve">No dedicated ValuePickr thread found. One search.json query (post-heavy 'Companies With First ever concalls OR Investor Presentations' megathread, topic_id 111868) surfaced a single incidental mention (niveshark, post #94, referencing Nisus Finance's first concall, dated Jan 2025) - not a dedicated company thread, so no topic_id/topic_slug is being reported for state.json. No deep post-by-post read performed.</w:t>
       </w:r>
     </w:p>
     <w:p>
@@ -478,8 +3308,242 @@
         <w:rPr>
           <w:b/>
           <w:bCs/>
-        </w:rPr>
-        <w:t xml:space="preserve">Small-cap (~Rs 902 Cr)</w:t>
+          <w:sz w:val="20"/>
+          <w:szCs w:val="20"/>
+        </w:rPr>
+        <w:t xml:space="preserve">High-conviction call from a top contributor: </w:t>
+      </w:r>
+      <w:r>
+        <w:rPr>
+          <w:sz w:val="20"/>
+          <w:szCs w:val="20"/>
+        </w:rPr>
+        <w:t xml:space="preserve">Untrusted X lead only (@ChintanParikh10), bullish, medium conviction, 2026-09-13, plus one incidental non-dedicated forum mention (see sentiment_summary). Neither counts as a trusted_signal. No community due-diligence exists yet on the FY26 NCCCL acquisition or the promoter-pledge situation surfaced in this pass.</w:t>
+      </w:r>
+    </w:p>
+    <w:p>
+      <w:pPr>
+        <w:pStyle w:val="Heading1"/>
+        <w:spacing w:after="120" w:before="280"/>
+      </w:pPr>
+      <w:r>
+        <w:t xml:space="preserve">BSE Corporate Actions / Other Red Flags</w:t>
+      </w:r>
+    </w:p>
+    <w:p>
+      <w:pPr>
+        <w:spacing w:after="120"/>
+      </w:pPr>
+      <w:r>
+        <w:t xml:space="preserve">No SEBI fraud/going-concern action found. HIGH CAUTION governance flag newly identified this pass: promoter Amit Goenka pledged shares in Mar-2026 (peaking near 32% of promoter holding / ~23.7% of total capital) to secure a loan to promoter-affiliated Nisus Finance Projects LLP; partially released (3.1 lakh shares) in Aug-2026, leaving ~53.47 lakh shares (~22.4% of total capital) still pledged. Promoter holding itself (~73.7-74.0%) has stayed broadly stable, not falling, so this is not the 'concurrent' pledge-rising + holding-falling combination, but it is still a material, current governance concern given the shares were pledged to fund a promoter-entity loan. Aug-2025: ~Rs70cr acquisition of 54% of NCCCL (management-led buyout). Board approved an SM REIT registration/subsidiary; SEBI approved the Rs2,500cr NiYAM Category II AIF.</w:t>
+      </w:r>
+    </w:p>
+    <w:p>
+      <w:pPr>
+        <w:pStyle w:val="Heading1"/>
+        <w:spacing w:after="120" w:before="280"/>
+      </w:pPr>
+      <w:r>
+        <w:t xml:space="preserve">Bull Case</w:t>
+      </w:r>
+    </w:p>
+    <w:p>
+      <w:pPr>
+        <w:pStyle w:val="ListParagraph"/>
+        <w:numPr>
+          <w:ilvl w:val="0"/>
+          <w:numId w:val="1"/>
+        </w:numPr>
+        <w:spacing w:after="60"/>
+      </w:pPr>
+      <w:r>
+        <w:t xml:space="preserve">Core fund-management/transaction-advisory business remains genuinely high-margin (~70.5% EBITDA margin, FY26) and asset-light; AUM +67% YoY to Rs2,631cr, Dubai AUM +223% YoY - a real, large India/UAE AIF, private-credit and SME-credit-gap tailwind</w:t>
+      </w:r>
+    </w:p>
+    <w:p>
+      <w:pPr>
+        <w:pStyle w:val="ListParagraph"/>
+        <w:numPr>
+          <w:ilvl w:val="0"/>
+          <w:numId w:val="1"/>
+        </w:numPr>
+        <w:spacing w:after="60"/>
+      </w:pPr>
+      <w:r>
+        <w:t xml:space="preserve">Core business EBITDA still growing fast at the operating level (+17.1% QoQ in Q1 FY27) even as India offsets a UAE slowdown</w:t>
+      </w:r>
+    </w:p>
+    <w:p>
+      <w:pPr>
+        <w:pStyle w:val="ListParagraph"/>
+        <w:numPr>
+          <w:ilvl w:val="0"/>
+          <w:numId w:val="1"/>
+        </w:numPr>
+        <w:spacing w:after="60"/>
+      </w:pPr>
+      <w:r>
+        <w:t xml:space="preserve">Multiple new growth vehicles in motion: Rs2,500cr NiYAM AIF (SEBI-approved, deployment from Q3 FY27), SM REIT registration, NCCCL order intake of Rs1,089cr in a single quarter (Q1 FY27)</w:t>
+      </w:r>
+    </w:p>
+    <w:p>
+      <w:pPr>
+        <w:pStyle w:val="ListParagraph"/>
+        <w:numPr>
+          <w:ilvl w:val="0"/>
+          <w:numId w:val="1"/>
+        </w:numPr>
+        <w:spacing w:after="60"/>
+      </w:pPr>
+      <w:r>
+        <w:t xml:space="preserve">Very low headline valuation (~5.4x trailing P/E) after a ~60% price decline - if the market has over-corrected for the pledge/diversification concerns, there is real re-rating room</w:t>
+      </w:r>
+    </w:p>
+    <w:p>
+      <w:pPr>
+        <w:pStyle w:val="ListParagraph"/>
+        <w:numPr>
+          <w:ilvl w:val="0"/>
+          <w:numId w:val="1"/>
+        </w:numPr>
+        <w:spacing w:after="60"/>
+      </w:pPr>
+      <w:r>
+        <w:t xml:space="preserve">Promoter holding remains high and stable (~73.7-74.0%) despite the pledge activity - skin in the game has not been reduced</w:t>
+      </w:r>
+    </w:p>
+    <w:p>
+      <w:pPr>
+        <w:pStyle w:val="Heading1"/>
+        <w:spacing w:after="120" w:before="280"/>
+      </w:pPr>
+      <w:r>
+        <w:t xml:space="preserve">Bear Case / Key Risks</w:t>
+      </w:r>
+    </w:p>
+    <w:p>
+      <w:pPr>
+        <w:pStyle w:val="ListParagraph"/>
+        <w:numPr>
+          <w:ilvl w:val="0"/>
+          <w:numId w:val="1"/>
+        </w:numPr>
+        <w:spacing w:after="60"/>
+      </w:pPr>
+      <w:r>
+        <w:t xml:space="preserve">NEW this pass: ~22-32% of promoter holding pledged (denominator-dependent) to secure a loan to a promoter-affiliated LLP (Nisus Finance Projects LLP) - a material, active governance/leverage concern not previously flagged; only partially released as of Aug-2026</w:t>
+      </w:r>
+    </w:p>
+    <w:p>
+      <w:pPr>
+        <w:pStyle w:val="ListParagraph"/>
+        <w:numPr>
+          <w:ilvl w:val="0"/>
+          <w:numId w:val="1"/>
+        </w:numPr>
+        <w:spacing w:after="60"/>
+      </w:pPr>
+      <w:r>
+        <w:t xml:space="preserve">The Rs70cr NCCCL acquisition is a genuine diversification into a capital-intensive, lower-margin, working-capital-heavy EPC/construction business, not a natural extension of the asset-light fund-management model - dilutes both the moat and the margin profile of the consolidated entity</w:t>
+      </w:r>
+    </w:p>
+    <w:p>
+      <w:pPr>
+        <w:pStyle w:val="ListParagraph"/>
+        <w:numPr>
+          <w:ilvl w:val="0"/>
+          <w:numId w:val="1"/>
+        </w:numPr>
+        <w:spacing w:after="60"/>
+      </w:pPr>
+      <w:r>
+        <w:t xml:space="preserve">Debt is no longer negligible: total borrowings ~Rs262cr (Mar-2026) against book equity ~Rs315cr (D/E ~0.8) - the original 'near debt-free' framing is stale and has been corrected this pass</w:t>
+      </w:r>
+    </w:p>
+    <w:p>
+      <w:pPr>
+        <w:pStyle w:val="ListParagraph"/>
+        <w:numPr>
+          <w:ilvl w:val="0"/>
+          <w:numId w:val="1"/>
+        </w:numPr>
+        <w:spacing w:after="60"/>
+      </w:pPr>
+      <w:r>
+        <w:t xml:space="preserve">Owners'-attributable consolidated PAT fell YoY in Q1 FY27 (~Rs11.28cr, ~-30% YoY per press coverage) even as consolidated revenue grew several-fold on NCCCL's inclusion - the headline growth is not yet flowing through to owner profit</w:t>
+      </w:r>
+    </w:p>
+    <w:p>
+      <w:pPr>
+        <w:pStyle w:val="ListParagraph"/>
+        <w:numPr>
+          <w:ilvl w:val="0"/>
+          <w:numId w:val="1"/>
+        </w:numPr>
+        <w:spacing w:after="60"/>
+      </w:pPr>
+      <w:r>
+        <w:t xml:space="preserve">Elevated debtor days (~193 per screener) - a cash-conversion concern, worth watching given the fast revenue growth</w:t>
+      </w:r>
+    </w:p>
+    <w:p>
+      <w:pPr>
+        <w:pStyle w:val="ListParagraph"/>
+        <w:numPr>
+          <w:ilvl w:val="0"/>
+          <w:numId w:val="1"/>
+        </w:numPr>
+        <w:spacing w:after="60"/>
+      </w:pPr>
+      <w:r>
+        <w:t xml:space="preserve">0% dividend payout throughout - no shareholder-returns discipline to point to yet</w:t>
+      </w:r>
+    </w:p>
+    <w:p>
+      <w:pPr>
+        <w:pStyle w:val="ListParagraph"/>
+        <w:numPr>
+          <w:ilvl w:val="0"/>
+          <w:numId w:val="1"/>
+        </w:numPr>
+        <w:spacing w:after="60"/>
+      </w:pPr>
+      <w:r>
+        <w:t xml:space="preserve">FY27 guidance is unusually wide (AUM Rs4,500-6,000cr, PAT Rs65-100cr - a ~54% PAT range) for a company only ~1-2 years into disclosed reporting, reflecting genuine uncertainty rather than confidence</w:t>
+      </w:r>
+    </w:p>
+    <w:p>
+      <w:pPr>
+        <w:pStyle w:val="ListParagraph"/>
+        <w:numPr>
+          <w:ilvl w:val="0"/>
+          <w:numId w:val="1"/>
+        </w:numPr>
+        <w:spacing w:after="60"/>
+      </w:pPr>
+      <w:r>
+        <w:t xml:space="preserve">No dedicated ValuePickr thread found to corroborate community due diligence on any of the above - only an incidental mention in an unrelated megathread</w:t>
+      </w:r>
+    </w:p>
+    <w:p>
+      <w:pPr>
+        <w:pStyle w:val="Heading1"/>
+        <w:spacing w:after="120" w:before="280"/>
+      </w:pPr>
+      <w:r>
+        <w:t xml:space="preserve">Market-Cap Tier (informational — not a gate in this project)</w:t>
+      </w:r>
+    </w:p>
+    <w:p>
+      <w:pPr>
+        <w:spacing w:after="120"/>
+      </w:pPr>
+      <w:r>
+        <w:rPr>
+          <w:b/>
+          <w:bCs/>
+        </w:rPr>
+        <w:t xml:space="preserve">Small-cap (~Rs 428 Cr)</w:t>
       </w:r>
     </w:p>
     <w:p>
@@ -515,7 +3579,7 @@
           <w:sz w:val="20"/>
           <w:szCs w:val="20"/>
         </w:rPr>
-        <w:t xml:space="preserve">4-box gate — tailwind: yes · TAM: yes · moat: weak · valuation: weak  (score 3 / 4)</w:t>
+        <w:t xml:space="preserve">4-box gate — tailwind: yes · TAM: weak · moat: weak · valuation: yes  (score 3 / 4)</w:t>
       </w:r>
     </w:p>
     <w:p>
@@ -530,7 +3594,7 @@
           <w:sz w:val="20"/>
           <w:szCs w:val="20"/>
         </w:rPr>
-        <w:t xml:space="preserve">Genuine AIF/private-credit sector tailwind and an asset-light, scalable fund-management model support tailwind/tam; moat is relationship/track-record based rather than structural; valuation (P/E ~28x) is not clearly cheap given growth is largely acquisition-driven rather than organic.</w:t>
+        <w:t xml:space="preserve">Genuine AIF/private-credit/SME-credit-gap tailwind and a still-growing, high-margin core business support tailwind; the FY26 NCCCL (EPC) diversification dilutes the clean asset-light-scalability case, so tam is weak rather than yes; moat is relationship/track-record based for the core business with no visible moat in the newly-added construction business - weak; at ~5.4x trailing P/E after a ~60% price decline the market is clearly not pricing in the growth thesis - valuation yes. Score of 3.0 would mechanically permit a 10x-in-2-3-years label, but analyst_override keeps thesis_fit at 'neither' given the newly-identified HIGH CAUTION promoter-pledge flag and unresolved earnings-quality/diversification questions.</w:t>
       </w:r>
     </w:p>
     <w:p>
@@ -553,59 +3617,72 @@
           <w:sz w:val="24"/>
           <w:szCs w:val="24"/>
         </w:rPr>
-        <w:t xml:space="preserve">Clean balance sheet, strong ROE/ROCE and a real AIF/private-credit tailwind - four_box score of 3.0 permits a 10x-style label, but acquisition-driven (not organic) growth and people-business key-man risk argue for caution without deeper diligence. thesis_fit 'neither' (analyst override), conviction Medium.</w:t>
-      </w:r>
-    </w:p>
-    <w:p>
-      <w:pPr>
-        <w:pStyle w:val="ListParagraph"/>
-        <w:numPr>
-          <w:ilvl w:val="0"/>
-          <w:numId w:val="1"/>
-        </w:numPr>
-        <w:spacing w:after="60"/>
-      </w:pPr>
-      <w:r>
-        <w:t xml:space="preserve">four_box = 3.0 (tailwind yes - genuine, large India-specific AIF/private-credit and SME-credit-gap tailwind; tam yes - asset-light fund-management model can scale AUM well beyond current size; moat weak - relationship/track-record based, not structural; valuation weak - P/E ~28x, not clearly cheap). Score&gt;=3.0 permits but does not require a 10x-in-2-3-years label.</w:t>
-      </w:r>
-    </w:p>
-    <w:p>
-      <w:pPr>
-        <w:pStyle w:val="ListParagraph"/>
-        <w:numPr>
-          <w:ilvl w:val="0"/>
-          <w:numId w:val="1"/>
-        </w:numPr>
-        <w:spacing w:after="60"/>
-      </w:pPr>
-      <w:r>
-        <w:t xml:space="preserve">Exercising the override: the 118% YoY revenue growth explicitly cited as 'largely' acquisition-driven (not organic) is a material caveat on the growth math a 10x/100x label would lean on, and no dedicated forum thread was found to corroborate the thesis with independent community diligence - thesis_fit set to 'neither' pending a fuller pass (analyst_override)</w:t>
-      </w:r>
-    </w:p>
-    <w:p>
-      <w:pPr>
-        <w:pStyle w:val="ListParagraph"/>
-        <w:numPr>
-          <w:ilvl w:val="0"/>
-          <w:numId w:val="1"/>
-        </w:numPr>
-        <w:spacing w:after="60"/>
-      </w:pPr>
-      <w:r>
-        <w:t xml:space="preserve">No red flag found</w:t>
-      </w:r>
-    </w:p>
-    <w:p>
-      <w:pPr>
-        <w:pStyle w:val="ListParagraph"/>
-        <w:numPr>
-          <w:ilvl w:val="0"/>
-          <w:numId w:val="1"/>
-        </w:numPr>
-        <w:spacing w:after="60"/>
-      </w:pPr>
-      <w:r>
-        <w:t xml:space="preserve">No dedicated ValuePickr thread resolved (search.json returned only an incidental single-post mention in an unrelated megathread, topic_id 111868) - not logged as a candidate topic_id for this stock since it isn't a company-specific thread</w:t>
+        <w:t xml:space="preserve">A genuinely high-margin core AIF/fund-management business now sits inside a hybrid entity that also owns 54% of a legacy EPC construction company - four_box still scores 3.0, but a newly-identified HIGH CAUTION promoter-pledge flag, real debt, and a YoY decline in owners' PAT argue for holding thesis_fit at 'neither' (override) with conviction capped at Low-Medium.</w:t>
+      </w:r>
+    </w:p>
+    <w:p>
+      <w:pPr>
+        <w:pStyle w:val="ListParagraph"/>
+        <w:numPr>
+          <w:ilvl w:val="0"/>
+          <w:numId w:val="1"/>
+        </w:numPr>
+        <w:spacing w:after="60"/>
+      </w:pPr>
+      <w:r>
+        <w:t xml:space="preserve">four_box = 3.0 (tailwind yes - genuine AIF/private-credit/SME-credit-gap tailwind, core business growing fast; tam weak - the FY26 NCCCL diversification dilutes the clean 'asset-light scalable fund manager' scalability case that originally supported tam; moat weak - relationship/track-record based for the core business, no visible moat in the newly-added EPC business; valuation yes - at ~5.4x trailing P/E after a ~60% price decline, the market is clearly not pricing in the growth thesis, i.e. there is genuine room to pay if the concerns below don't materialise).</w:t>
+      </w:r>
+    </w:p>
+    <w:p>
+      <w:pPr>
+        <w:pStyle w:val="ListParagraph"/>
+        <w:numPr>
+          <w:ilvl w:val="0"/>
+          <w:numId w:val="1"/>
+        </w:numPr>
+        <w:spacing w:after="60"/>
+      </w:pPr>
+      <w:r>
+        <w:t xml:space="preserve">Exercising the override, as the prior pass did: this pass newly identified a HIGH CAUTION governance flag (promoter share pledge, peaking near 32% of promoter holding in Mar-2026, funding a loan to a promoter-affiliated LLP, partially released by Aug-2026) that was not recorded before. Per the project's red-flag rules, a HIGH CAUTION flag caps conviction at Low-Medium and keeps the thesis at 'neither' pending further clarity, even though the mechanical four_box score would otherwise permit a 10x-style label.</w:t>
+      </w:r>
+    </w:p>
+    <w:p>
+      <w:pPr>
+        <w:pStyle w:val="ListParagraph"/>
+        <w:numPr>
+          <w:ilvl w:val="0"/>
+          <w:numId w:val="1"/>
+        </w:numPr>
+        <w:spacing w:after="60"/>
+      </w:pPr>
+      <w:r>
+        <w:t xml:space="preserve">Additional caution beyond the pledge itself: the NCCCL acquisition is a real unrelated-sector diversification (EPC/construction, not fund management), debt has risen materially (no longer 'near debt-free'), and owners'-attributable PAT actually fell YoY in the latest quarter despite a multi-fold consolidated revenue increase - none of these are fatal, but together they argue for a fuller pass (segment-level P&amp;L, minority-interest reconciliation, NCCCL execution track record) before treating this as a clean compounding story.</w:t>
+      </w:r>
+    </w:p>
+    <w:p>
+      <w:pPr>
+        <w:pStyle w:val="ListParagraph"/>
+        <w:numPr>
+          <w:ilvl w:val="0"/>
+          <w:numId w:val="1"/>
+        </w:numPr>
+        <w:spacing w:after="60"/>
+      </w:pPr>
+      <w:r>
+        <w:t xml:space="preserve">red_flag_tier set to HIGH CAUTION this pass (was null/none at the light-pass stage) - the deep read uncovered a real, current governance concern that the prior thin-coverage pass did not have visibility into.</w:t>
+      </w:r>
+    </w:p>
+    <w:p>
+      <w:pPr>
+        <w:pStyle w:val="ListParagraph"/>
+        <w:numPr>
+          <w:ilvl w:val="0"/>
+          <w:numId w:val="1"/>
+        </w:numPr>
+        <w:spacing w:after="60"/>
+      </w:pPr>
+      <w:r>
+        <w:t xml:space="preserve">No dedicated ValuePickr thread resolved (search.json returned only an incidental single-post mention in an unrelated megathread, topic_id 111868) - not logged as a candidate topic_id for this stock since it isn't a company-specific thread.</w:t>
       </w:r>
     </w:p>
     <w:p>
